--- a/sem7/ТД/ТД.docx
+++ b/sem7/ТД/ТД.docx
@@ -66,7 +66,7 @@
                           </pic:cNvPicPr>
                         </pic:nvPicPr>
                         <pic:blipFill>
-                          <a:blip r:embed="rId6" cstate="print">
+                          <a:blip r:embed="rId8" cstate="print">
                             <a:extLst>
                               <a:ext uri="{28A0092B-C50C-407E-A947-70E740481C1C}">
                                 <a14:useLocalDpi xmlns:a14="http://schemas.microsoft.com/office/drawing/2010/main" val="0"/>
@@ -701,16 +701,7 @@
                 <w:sz w:val="28"/>
                 <w:szCs w:val="28"/>
               </w:rPr>
-              <w:t>Мочульский С.А.</w:t>
-            </w:r>
-            <w:r>
-              <w:rPr>
-                <w:rFonts w:ascii="Times New Roman" w:hAnsi="Times New Roman" w:cs="Times New Roman"/>
-                <w:b/>
-                <w:sz w:val="28"/>
-                <w:szCs w:val="28"/>
-              </w:rPr>
-              <w:t xml:space="preserve"> ПС4-72</w:t>
+              <w:t>Мочульский С.А. ПС4-72</w:t>
             </w:r>
           </w:p>
         </w:tc>
@@ -825,8 +816,8 @@
           <w:szCs w:val="28"/>
         </w:rPr>
         <w:sectPr>
-          <w:footerReference w:type="default" r:id="rId7"/>
-          <w:footerReference w:type="first" r:id="rId8"/>
+          <w:footerReference w:type="default" r:id="rId9"/>
+          <w:footerReference w:type="first" r:id="rId10"/>
           <w:pgSz w:w="11906" w:h="16838"/>
           <w:pgMar w:top="1134" w:right="567" w:bottom="1134" w:left="1701" w:header="850" w:footer="709" w:gutter="0"/>
           <w:cols w:space="708"/>
@@ -924,133 +915,142 @@
     </w:p>
     <w:p>
       <w:pPr>
-        <w:pStyle w:val="a3"/>
-        <w:numPr>
-          <w:ilvl w:val="0"/>
-          <w:numId w:val="6"/>
-        </w:numPr>
         <w:spacing w:line="360" w:lineRule="auto"/>
-        <w:rPr>
-          <w:color w:val="000000"/>
+        <w:ind w:firstLine="708"/>
+        <w:jc w:val="both"/>
+        <w:rPr>
+          <w:rFonts w:ascii="Times New Roman" w:hAnsi="Times New Roman" w:cs="Times New Roman"/>
           <w:sz w:val="28"/>
           <w:szCs w:val="28"/>
         </w:rPr>
       </w:pPr>
       <w:r>
         <w:rPr>
-          <w:color w:val="000000"/>
-          <w:sz w:val="28"/>
-          <w:szCs w:val="28"/>
-        </w:rPr>
-        <w:t>рассчитать давление (p), удельный объем (v) и температуру (T) воздуха для основных точек цикла;</w:t>
+          <w:rFonts w:ascii="Times New Roman" w:hAnsi="Times New Roman" w:cs="Times New Roman"/>
+          <w:sz w:val="28"/>
+          <w:szCs w:val="28"/>
+        </w:rPr>
+        <w:t>1) рассчитать давление (</w:t>
+      </w:r>
+      <w:r>
+        <w:rPr>
+          <w:rFonts w:ascii="Times New Roman" w:hAnsi="Times New Roman" w:cs="Times New Roman"/>
+          <w:sz w:val="28"/>
+          <w:szCs w:val="28"/>
+          <w:lang w:val="en-US"/>
+        </w:rPr>
+        <w:t>p</w:t>
+      </w:r>
+      <w:r>
+        <w:rPr>
+          <w:rFonts w:ascii="Times New Roman" w:hAnsi="Times New Roman" w:cs="Times New Roman"/>
+          <w:sz w:val="28"/>
+          <w:szCs w:val="28"/>
+        </w:rPr>
+        <w:t>), удельный объем (</w:t>
+      </w:r>
+      <w:r>
+        <w:rPr>
+          <w:rFonts w:ascii="Times New Roman" w:hAnsi="Times New Roman" w:cs="Times New Roman"/>
+          <w:sz w:val="28"/>
+          <w:szCs w:val="28"/>
+          <w:lang w:val="en-US"/>
+        </w:rPr>
+        <w:t>v</w:t>
+      </w:r>
+      <w:r>
+        <w:rPr>
+          <w:rFonts w:ascii="Times New Roman" w:hAnsi="Times New Roman" w:cs="Times New Roman"/>
+          <w:sz w:val="28"/>
+          <w:szCs w:val="28"/>
+        </w:rPr>
+        <w:t>) и температуру (T) воздуха для основных точек цикла;</w:t>
       </w:r>
     </w:p>
     <w:p>
       <w:pPr>
-        <w:pStyle w:val="a3"/>
-        <w:numPr>
-          <w:ilvl w:val="0"/>
-          <w:numId w:val="6"/>
-        </w:numPr>
         <w:spacing w:line="360" w:lineRule="auto"/>
-        <w:rPr>
-          <w:color w:val="000000"/>
+        <w:ind w:firstLine="708"/>
+        <w:jc w:val="both"/>
+        <w:rPr>
+          <w:rFonts w:ascii="Times New Roman" w:hAnsi="Times New Roman" w:cs="Times New Roman"/>
           <w:sz w:val="28"/>
           <w:szCs w:val="28"/>
         </w:rPr>
       </w:pPr>
       <w:r>
         <w:rPr>
-          <w:color w:val="000000"/>
-          <w:sz w:val="28"/>
-          <w:szCs w:val="28"/>
-        </w:rPr>
-        <w:t>определить для каждого из процессов значения показателей политропы (n) и теплоемкости (c), вычислить изменение внутренней энергии (∆u), энтальпии (∆</w:t>
+          <w:rFonts w:ascii="Times New Roman" w:hAnsi="Times New Roman" w:cs="Times New Roman"/>
+          <w:sz w:val="28"/>
+          <w:szCs w:val="28"/>
+        </w:rPr>
+        <w:t xml:space="preserve">2) определить для каждого из процессов значения показателей </w:t>
+      </w:r>
+      <w:proofErr w:type="spellStart"/>
+      <w:r>
+        <w:rPr>
+          <w:rFonts w:ascii="Times New Roman" w:hAnsi="Times New Roman" w:cs="Times New Roman"/>
+          <w:sz w:val="28"/>
+          <w:szCs w:val="28"/>
+        </w:rPr>
+        <w:t>политропы</w:t>
+      </w:r>
+      <w:proofErr w:type="spellEnd"/>
+      <w:r>
+        <w:rPr>
+          <w:rFonts w:ascii="Times New Roman" w:hAnsi="Times New Roman" w:cs="Times New Roman"/>
+          <w:sz w:val="28"/>
+          <w:szCs w:val="28"/>
+        </w:rPr>
+        <w:t xml:space="preserve"> (n) и теплоемкости (c), вычислить изменение внутренней энергии (∆u</w:t>
       </w:r>
       <w:r>
         <w:rPr>
-          <w:color w:val="000000"/>
+          <w:rFonts w:ascii="Times New Roman" w:hAnsi="Times New Roman" w:cs="Times New Roman"/>
+          <w:sz w:val="28"/>
+          <w:szCs w:val="28"/>
+        </w:rPr>
+        <w:t>), энтальпии</w:t>
+      </w:r>
+      <w:r>
+        <w:rPr>
+          <w:rFonts w:ascii="Times New Roman" w:hAnsi="Times New Roman" w:cs="Times New Roman"/>
+          <w:sz w:val="28"/>
+          <w:szCs w:val="28"/>
+        </w:rPr>
+        <w:t xml:space="preserve"> (∆</w:t>
+      </w:r>
+      <w:proofErr w:type="spellStart"/>
+      <w:r>
+        <w:rPr>
+          <w:rFonts w:ascii="Times New Roman" w:hAnsi="Times New Roman" w:cs="Times New Roman"/>
           <w:sz w:val="28"/>
           <w:szCs w:val="28"/>
           <w:lang w:val="en-US"/>
         </w:rPr>
         <w:t>i</w:t>
       </w:r>
+      <w:proofErr w:type="spellEnd"/>
       <w:r>
         <w:rPr>
-          <w:color w:val="000000"/>
-          <w:sz w:val="28"/>
-          <w:szCs w:val="28"/>
-        </w:rPr>
-        <w:t>), энтропии (∆s), теплоту процесса (q), работу процесс</w:t>
+          <w:rFonts w:ascii="Times New Roman" w:hAnsi="Times New Roman" w:cs="Times New Roman"/>
+          <w:sz w:val="28"/>
+          <w:szCs w:val="28"/>
+        </w:rPr>
+        <w:t>), энтропии (∆s), теплоту процесса (q), работу процесса (l) и располагаемую работу (l</w:t>
       </w:r>
       <w:r>
         <w:rPr>
-          <w:color w:val="000000"/>
-          <w:sz w:val="28"/>
-          <w:szCs w:val="28"/>
-        </w:rPr>
-        <w:t>а (</w:t>
+          <w:rFonts w:ascii="Times New Roman" w:hAnsi="Times New Roman" w:cs="Times New Roman"/>
+          <w:sz w:val="28"/>
+          <w:szCs w:val="28"/>
+          <w:vertAlign w:val="subscript"/>
+        </w:rPr>
+        <w:t>0</w:t>
       </w:r>
-      <m:oMath>
-        <m:r>
-          <w:rPr>
-            <w:rFonts w:ascii="Cambria Math" w:hAnsi="Cambria Math"/>
-            <w:color w:val="000000"/>
-            <w:sz w:val="28"/>
-            <w:szCs w:val="28"/>
-          </w:rPr>
-          <m:t>l</m:t>
-        </m:r>
-      </m:oMath>
       <w:r>
         <w:rPr>
-          <w:color w:val="000000"/>
-          <w:sz w:val="28"/>
-          <w:szCs w:val="28"/>
-        </w:rPr>
-        <w:t>) и располагаемую работу (</w:t>
-      </w:r>
-      <m:oMath>
-        <m:sSub>
-          <m:sSubPr>
-            <m:ctrlPr>
-              <w:rPr>
-                <w:rFonts w:ascii="Cambria Math" w:hAnsi="Cambria Math"/>
-                <w:i/>
-                <w:color w:val="000000"/>
-                <w:sz w:val="28"/>
-                <w:szCs w:val="28"/>
-              </w:rPr>
-            </m:ctrlPr>
-          </m:sSubPr>
-          <m:e>
-            <m:r>
-              <w:rPr>
-                <w:rFonts w:ascii="Cambria Math" w:hAnsi="Cambria Math"/>
-                <w:color w:val="000000"/>
-                <w:sz w:val="28"/>
-                <w:szCs w:val="28"/>
-              </w:rPr>
-              <m:t>l</m:t>
-            </m:r>
-          </m:e>
-          <m:sub>
-            <m:r>
-              <w:rPr>
-                <w:rFonts w:ascii="Cambria Math" w:hAnsi="Cambria Math"/>
-                <w:color w:val="000000"/>
-                <w:sz w:val="28"/>
-                <w:szCs w:val="28"/>
-              </w:rPr>
-              <m:t>0</m:t>
-            </m:r>
-          </m:sub>
-        </m:sSub>
-      </m:oMath>
-      <w:r>
-        <w:rPr>
-          <w:color w:val="000000"/>
+          <w:rFonts w:ascii="Times New Roman" w:hAnsi="Times New Roman" w:cs="Times New Roman"/>
           <w:sz w:val="28"/>
           <w:szCs w:val="28"/>
         </w:rPr>
@@ -1059,135 +1059,182 @@
     </w:p>
     <w:p>
       <w:pPr>
-        <w:pStyle w:val="a3"/>
-        <w:numPr>
-          <w:ilvl w:val="0"/>
-          <w:numId w:val="6"/>
-        </w:numPr>
         <w:spacing w:line="360" w:lineRule="auto"/>
-        <w:rPr>
-          <w:color w:val="000000"/>
+        <w:ind w:firstLine="708"/>
+        <w:jc w:val="both"/>
+        <w:rPr>
+          <w:rFonts w:ascii="Times New Roman" w:hAnsi="Times New Roman" w:cs="Times New Roman"/>
           <w:sz w:val="28"/>
           <w:szCs w:val="28"/>
         </w:rPr>
       </w:pPr>
       <w:r>
         <w:rPr>
-          <w:color w:val="000000"/>
-          <w:sz w:val="28"/>
-          <w:szCs w:val="28"/>
-        </w:rPr>
-        <w:t>определить суммарные количества подведенной (q') и отведенной</w:t>
+          <w:rFonts w:ascii="Times New Roman" w:hAnsi="Times New Roman" w:cs="Times New Roman"/>
+          <w:sz w:val="28"/>
+          <w:szCs w:val="28"/>
+        </w:rPr>
+        <w:t xml:space="preserve">3) определить суммарные количества подведенной (q') </w:t>
       </w:r>
       <w:r>
         <w:rPr>
-          <w:color w:val="000000"/>
+          <w:rFonts w:ascii="Times New Roman" w:hAnsi="Times New Roman" w:cs="Times New Roman"/>
+          <w:sz w:val="28"/>
+          <w:szCs w:val="28"/>
+        </w:rPr>
+        <w:t>и отведенной</w:t>
+      </w:r>
+      <w:r>
+        <w:rPr>
+          <w:rFonts w:ascii="Times New Roman" w:hAnsi="Times New Roman" w:cs="Times New Roman"/>
           <w:sz w:val="28"/>
           <w:szCs w:val="28"/>
         </w:rPr>
         <w:t xml:space="preserve"> (q'') теплоты, работу цикла (</w:t>
       </w:r>
-      <m:oMath>
-        <m:sSub>
-          <m:sSubPr>
-            <m:ctrlPr>
-              <w:rPr>
-                <w:rFonts w:ascii="Cambria Math" w:hAnsi="Cambria Math"/>
-                <w:i/>
-                <w:color w:val="000000"/>
-                <w:sz w:val="28"/>
-                <w:szCs w:val="28"/>
-              </w:rPr>
-            </m:ctrlPr>
-          </m:sSubPr>
-          <m:e>
-            <m:r>
-              <w:rPr>
-                <w:rFonts w:ascii="Cambria Math" w:hAnsi="Cambria Math"/>
-                <w:color w:val="000000"/>
-                <w:sz w:val="28"/>
-                <w:szCs w:val="28"/>
-              </w:rPr>
-              <m:t>l</m:t>
-            </m:r>
-          </m:e>
-          <m:sub>
-            <m:r>
-              <w:rPr>
-                <w:rFonts w:ascii="Cambria Math" w:hAnsi="Cambria Math"/>
-                <w:color w:val="000000"/>
-                <w:sz w:val="28"/>
-                <w:szCs w:val="28"/>
-              </w:rPr>
-              <m:t>ц</m:t>
-            </m:r>
-          </m:sub>
-        </m:sSub>
-      </m:oMath>
+      <w:proofErr w:type="spellStart"/>
       <w:r>
         <w:rPr>
-          <w:color w:val="000000"/>
-          <w:sz w:val="28"/>
-          <w:szCs w:val="28"/>
-        </w:rPr>
-        <w:t>), располагаемую работу цикла (l0ц) и термический к.п.д. цикла (</w:t>
+          <w:rFonts w:ascii="Times New Roman" w:hAnsi="Times New Roman" w:cs="Times New Roman"/>
+          <w:sz w:val="28"/>
+          <w:szCs w:val="28"/>
+        </w:rPr>
+        <w:t>l</w:t>
       </w:r>
-      <m:oMath>
-        <m:sSub>
-          <m:sSubPr>
-            <m:ctrlPr>
-              <w:rPr>
-                <w:rFonts w:ascii="Cambria Math" w:hAnsi="Cambria Math"/>
-                <w:i/>
-                <w:color w:val="000000"/>
-                <w:sz w:val="28"/>
-                <w:szCs w:val="28"/>
-              </w:rPr>
-            </m:ctrlPr>
-          </m:sSubPr>
-          <m:e>
-            <m:r>
-              <m:rPr>
-                <m:sty m:val="p"/>
-              </m:rPr>
-              <w:rPr>
-                <w:rFonts w:ascii="Cambria Math" w:hAnsi="Cambria Math"/>
-                <w:color w:val="000000"/>
-                <w:sz w:val="28"/>
-                <w:szCs w:val="28"/>
-              </w:rPr>
-              <m:t>η</m:t>
-            </m:r>
-          </m:e>
-          <m:sub>
-            <m:r>
-              <w:rPr>
-                <w:rFonts w:ascii="Cambria Math" w:hAnsi="Cambria Math"/>
-                <w:color w:val="000000"/>
-                <w:sz w:val="28"/>
-                <w:szCs w:val="28"/>
-              </w:rPr>
-              <m:t>t</m:t>
-            </m:r>
-          </m:sub>
-        </m:sSub>
-      </m:oMath>
       <w:r>
         <w:rPr>
-          <w:color w:val="000000"/>
-          <w:sz w:val="28"/>
-          <w:szCs w:val="28"/>
-        </w:rPr>
-        <w:t>);</w:t>
+          <w:rFonts w:ascii="Times New Roman" w:hAnsi="Times New Roman" w:cs="Times New Roman"/>
+          <w:sz w:val="28"/>
+          <w:szCs w:val="28"/>
+          <w:vertAlign w:val="subscript"/>
+        </w:rPr>
+        <w:t>ц</w:t>
+      </w:r>
+      <w:proofErr w:type="spellEnd"/>
+      <w:r>
+        <w:rPr>
+          <w:rFonts w:ascii="Times New Roman" w:hAnsi="Times New Roman" w:cs="Times New Roman"/>
+          <w:sz w:val="28"/>
+          <w:szCs w:val="28"/>
+        </w:rPr>
+        <w:t>), располагаемую работу цикла (l</w:t>
+      </w:r>
+      <w:r>
+        <w:rPr>
+          <w:rFonts w:ascii="Times New Roman" w:hAnsi="Times New Roman" w:cs="Times New Roman"/>
+          <w:sz w:val="28"/>
+          <w:szCs w:val="28"/>
+          <w:vertAlign w:val="subscript"/>
+        </w:rPr>
+        <w:t>0ц</w:t>
+      </w:r>
+      <w:r>
+        <w:rPr>
+          <w:rFonts w:ascii="Times New Roman" w:hAnsi="Times New Roman" w:cs="Times New Roman"/>
+          <w:sz w:val="28"/>
+          <w:szCs w:val="28"/>
+        </w:rPr>
+        <w:t xml:space="preserve">) и термический </w:t>
+      </w:r>
+      <w:proofErr w:type="spellStart"/>
+      <w:r>
+        <w:rPr>
+          <w:rFonts w:ascii="Times New Roman" w:hAnsi="Times New Roman" w:cs="Times New Roman"/>
+          <w:sz w:val="28"/>
+          <w:szCs w:val="28"/>
+        </w:rPr>
+        <w:t>к.п.д</w:t>
+      </w:r>
+      <w:proofErr w:type="spellEnd"/>
+      <w:r>
+        <w:rPr>
+          <w:rFonts w:ascii="Times New Roman" w:hAnsi="Times New Roman" w:cs="Times New Roman"/>
+          <w:sz w:val="28"/>
+          <w:szCs w:val="28"/>
+        </w:rPr>
+        <w:t>. цикла (η</w:t>
+      </w:r>
+      <w:r>
+        <w:rPr>
+          <w:rFonts w:ascii="Times New Roman" w:hAnsi="Times New Roman" w:cs="Times New Roman"/>
+          <w:sz w:val="28"/>
+          <w:szCs w:val="28"/>
+          <w:vertAlign w:val="subscript"/>
+          <w:lang w:val="en-US"/>
+        </w:rPr>
+        <w:t>l</w:t>
+      </w:r>
+      <w:r>
+        <w:rPr>
+          <w:rFonts w:ascii="Times New Roman" w:hAnsi="Times New Roman" w:cs="Times New Roman"/>
+          <w:sz w:val="28"/>
+          <w:szCs w:val="28"/>
+        </w:rPr>
+        <w:t>)</w:t>
+      </w:r>
+      <w:r>
+        <w:rPr>
+          <w:rFonts w:ascii="Times New Roman" w:hAnsi="Times New Roman" w:cs="Times New Roman"/>
+          <w:sz w:val="28"/>
+          <w:szCs w:val="28"/>
+        </w:rPr>
+        <w:t>, с</w:t>
+      </w:r>
+      <w:r>
+        <w:rPr>
+          <w:rFonts w:ascii="Times New Roman" w:hAnsi="Times New Roman" w:cs="Times New Roman"/>
+          <w:sz w:val="28"/>
+          <w:szCs w:val="28"/>
+        </w:rPr>
+        <w:t xml:space="preserve">реднее индикаторное давление </w:t>
+      </w:r>
+      <w:r>
+        <w:rPr>
+          <w:rFonts w:ascii="Times New Roman" w:hAnsi="Times New Roman" w:cs="Times New Roman"/>
+          <w:sz w:val="28"/>
+          <w:szCs w:val="28"/>
+        </w:rPr>
+        <w:t>(</w:t>
+      </w:r>
+      <w:r>
+        <w:rPr>
+          <w:rFonts w:ascii="Times New Roman" w:hAnsi="Times New Roman" w:cs="Times New Roman"/>
+          <w:sz w:val="28"/>
+          <w:szCs w:val="28"/>
+          <w:lang w:val="en-US"/>
+        </w:rPr>
+        <w:t>p</w:t>
+      </w:r>
+      <w:r>
+        <w:rPr>
+          <w:rFonts w:ascii="Times New Roman" w:hAnsi="Times New Roman" w:cs="Times New Roman"/>
+          <w:sz w:val="28"/>
+          <w:szCs w:val="28"/>
+          <w:vertAlign w:val="subscript"/>
+          <w:lang w:val="en-US"/>
+        </w:rPr>
+        <w:t>i</w:t>
+      </w:r>
+      <w:r>
+        <w:rPr>
+          <w:rFonts w:ascii="Times New Roman" w:hAnsi="Times New Roman" w:cs="Times New Roman"/>
+          <w:sz w:val="28"/>
+          <w:szCs w:val="28"/>
+        </w:rPr>
+        <w:t>)</w:t>
+      </w:r>
+      <w:r>
+        <w:rPr>
+          <w:rFonts w:ascii="Times New Roman" w:hAnsi="Times New Roman" w:cs="Times New Roman"/>
+          <w:sz w:val="28"/>
+          <w:szCs w:val="28"/>
+        </w:rPr>
+        <w:t>;</w:t>
       </w:r>
     </w:p>
     <w:p>
       <w:pPr>
         <w:pStyle w:val="a3"/>
-        <w:numPr>
-          <w:ilvl w:val="0"/>
-          <w:numId w:val="6"/>
-        </w:numPr>
         <w:rPr>
           <w:color w:val="000000"/>
           <w:sz w:val="28"/>
@@ -1196,11 +1243,42 @@
       </w:pPr>
       <w:r>
         <w:rPr>
-          <w:color w:val="000000"/>
-          <w:sz w:val="28"/>
-          <w:szCs w:val="28"/>
-        </w:rPr>
-        <w:t xml:space="preserve"> построить цикл в координатах:</w:t>
+          <w:sz w:val="28"/>
+          <w:szCs w:val="28"/>
+        </w:rPr>
+        <w:t xml:space="preserve">4) построить цикл в координатах: а) </w:t>
+      </w:r>
+      <w:proofErr w:type="spellStart"/>
+      <w:r>
+        <w:rPr>
+          <w:sz w:val="28"/>
+          <w:szCs w:val="28"/>
+        </w:rPr>
+        <w:t>lgv</w:t>
+      </w:r>
+      <w:proofErr w:type="spellEnd"/>
+      <w:r>
+        <w:rPr>
+          <w:sz w:val="28"/>
+          <w:szCs w:val="28"/>
+        </w:rPr>
+        <w:t xml:space="preserve"> – </w:t>
+      </w:r>
+      <w:proofErr w:type="spellStart"/>
+      <w:r>
+        <w:rPr>
+          <w:sz w:val="28"/>
+          <w:szCs w:val="28"/>
+        </w:rPr>
+        <w:t>lgp</w:t>
+      </w:r>
+      <w:proofErr w:type="spellEnd"/>
+      <w:r>
+        <w:rPr>
+          <w:sz w:val="28"/>
+          <w:szCs w:val="28"/>
+        </w:rPr>
+        <w:t>, б) v – p, используя предыдущее построение для нахождения трех или четырех промежуточных точек на каждом из процессов, в) s – Т, нанеся основные точки цикла и составляющие его процессы;</w:t>
       </w:r>
       <w:r>
         <w:rPr>
@@ -1208,121 +1286,38 @@
           <w:sz w:val="28"/>
           <w:szCs w:val="28"/>
         </w:rPr>
-        <w:t xml:space="preserve"> </w:t>
+        <w:tab/>
       </w:r>
     </w:p>
     <w:p>
       <w:pPr>
         <w:pStyle w:val="a3"/>
-        <w:ind w:left="720"/>
         <w:rPr>
           <w:color w:val="000000"/>
           <w:sz w:val="28"/>
           <w:szCs w:val="28"/>
         </w:rPr>
       </w:pPr>
-      <w:r>
-        <w:rPr>
-          <w:color w:val="000000"/>
-          <w:sz w:val="28"/>
-          <w:szCs w:val="28"/>
-        </w:rPr>
-        <w:t xml:space="preserve">а) </w:t>
-      </w:r>
-      <w:r>
-        <w:rPr>
-          <w:color w:val="000000"/>
-          <w:sz w:val="28"/>
-          <w:szCs w:val="28"/>
-        </w:rPr>
-        <w:t>lg v – lg p;</w:t>
-      </w:r>
     </w:p>
     <w:p>
       <w:pPr>
         <w:pStyle w:val="a3"/>
-        <w:ind w:left="720"/>
         <w:rPr>
           <w:color w:val="000000"/>
           <w:sz w:val="28"/>
           <w:szCs w:val="28"/>
         </w:rPr>
       </w:pPr>
-      <w:r>
-        <w:rPr>
-          <w:color w:val="000000"/>
-          <w:sz w:val="28"/>
-          <w:szCs w:val="28"/>
-        </w:rPr>
-        <w:t>б</w:t>
-      </w:r>
-      <w:r>
-        <w:rPr>
-          <w:color w:val="000000"/>
-          <w:sz w:val="28"/>
-          <w:szCs w:val="28"/>
-        </w:rPr>
-        <w:t>)</w:t>
-      </w:r>
-      <w:r>
-        <w:rPr>
-          <w:color w:val="000000"/>
-          <w:sz w:val="28"/>
-          <w:szCs w:val="28"/>
-        </w:rPr>
-        <w:t xml:space="preserve"> </w:t>
-      </w:r>
-      <w:r>
-        <w:rPr>
-          <w:color w:val="000000"/>
-          <w:sz w:val="28"/>
-          <w:szCs w:val="28"/>
-        </w:rPr>
-        <w:t>v – p, используя предыдущее построение для нахождения трех или четырех промежуточных точек на каждом из процессов;</w:t>
-      </w:r>
     </w:p>
     <w:p>
       <w:pPr>
         <w:pStyle w:val="a3"/>
-        <w:ind w:left="720"/>
         <w:rPr>
           <w:color w:val="000000"/>
           <w:sz w:val="28"/>
           <w:szCs w:val="28"/>
         </w:rPr>
       </w:pPr>
-      <w:r>
-        <w:rPr>
-          <w:color w:val="000000"/>
-          <w:sz w:val="28"/>
-          <w:szCs w:val="28"/>
-        </w:rPr>
-        <w:t>в</w:t>
-      </w:r>
-      <w:r>
-        <w:rPr>
-          <w:color w:val="000000"/>
-          <w:sz w:val="28"/>
-          <w:szCs w:val="28"/>
-        </w:rPr>
-        <w:t>)</w:t>
-      </w:r>
-      <w:r>
-        <w:rPr>
-          <w:color w:val="000000"/>
-          <w:sz w:val="28"/>
-          <w:szCs w:val="28"/>
-        </w:rPr>
-        <w:t xml:space="preserve"> </w:t>
-      </w:r>
-      <w:r>
-        <w:rPr>
-          <w:color w:val="000000"/>
-          <w:sz w:val="28"/>
-          <w:szCs w:val="28"/>
-        </w:rPr>
-        <w:t>s – Т, нанеся основные точки цикла и составляющие его процессы;</w:t>
-      </w:r>
     </w:p>
     <w:p>
       <w:pPr>
@@ -1333,42 +1328,56 @@
           <w:szCs w:val="28"/>
         </w:rPr>
       </w:pPr>
-      <w:r>
-        <w:rPr>
-          <w:color w:val="000000"/>
-          <w:sz w:val="28"/>
-          <w:szCs w:val="28"/>
-        </w:rPr>
-        <w:tab/>
-        <w:t>Д</w:t>
-      </w:r>
-      <w:r>
-        <w:rPr>
-          <w:color w:val="000000"/>
-          <w:sz w:val="28"/>
-          <w:szCs w:val="28"/>
-        </w:rPr>
-        <w:t>ля одного из процессов цикла, кроме изотермического, привести схему его графического расчета по тепловой s – T диаграмме, изобразив на схеме линию процесса вспомогательные линии изохорного и изобарного процессов, значения температур в начале и в конце процесса, отрезки, соответствующие изменению энтропии в основном и вспомогательных процессах, площади, соответствующие теплоте процесса, изменению внутренней энергии и энтальпии.</w:t>
-      </w:r>
     </w:p>
     <w:p>
       <w:pPr>
-        <w:rPr>
-          <w:rFonts w:ascii="Times New Roman" w:eastAsia="Times New Roman" w:hAnsi="Times New Roman" w:cs="Times New Roman"/>
+        <w:pStyle w:val="a3"/>
+        <w:rPr>
           <w:color w:val="000000"/>
           <w:sz w:val="28"/>
           <w:szCs w:val="28"/>
-          <w:lang w:eastAsia="ru-RU"/>
-        </w:rPr>
-      </w:pPr>
-      <w:r>
+        </w:rPr>
+      </w:pPr>
+    </w:p>
+    <w:p>
+      <w:pPr>
+        <w:pStyle w:val="a3"/>
         <w:rPr>
           <w:color w:val="000000"/>
           <w:sz w:val="28"/>
           <w:szCs w:val="28"/>
         </w:rPr>
-        <w:br w:type="page"/>
-      </w:r>
+      </w:pPr>
+    </w:p>
+    <w:p>
+      <w:pPr>
+        <w:pStyle w:val="a3"/>
+        <w:rPr>
+          <w:color w:val="000000"/>
+          <w:sz w:val="28"/>
+          <w:szCs w:val="28"/>
+        </w:rPr>
+      </w:pPr>
+    </w:p>
+    <w:p>
+      <w:pPr>
+        <w:pStyle w:val="a3"/>
+        <w:rPr>
+          <w:color w:val="000000"/>
+          <w:sz w:val="28"/>
+          <w:szCs w:val="28"/>
+        </w:rPr>
+      </w:pPr>
+    </w:p>
+    <w:p>
+      <w:pPr>
+        <w:pStyle w:val="a3"/>
+        <w:rPr>
+          <w:color w:val="000000"/>
+          <w:sz w:val="28"/>
+          <w:szCs w:val="28"/>
+        </w:rPr>
+      </w:pPr>
     </w:p>
     <w:p>
       <w:pPr>
@@ -2040,16 +2049,7 @@
             <w:szCs w:val="28"/>
             <w:lang w:val="en-US"/>
           </w:rPr>
-          <m:t>-</m:t>
-        </m:r>
-        <m:r>
-          <w:rPr>
-            <w:rFonts w:ascii="Cambria Math" w:eastAsiaTheme="minorEastAsia" w:hAnsi="Cambria Math" w:cs="Times New Roman"/>
-            <w:sz w:val="28"/>
-            <w:szCs w:val="28"/>
-            <w:lang w:val="en-US"/>
-          </w:rPr>
-          <m:t>R=1025-287=738</m:t>
+          <m:t>-R=1025-287=738</m:t>
         </m:r>
         <m:f>
           <m:fPr>
@@ -2086,6 +2086,7 @@
                 <w:rFonts w:ascii="Cambria Math" w:eastAsiaTheme="minorEastAsia" w:hAnsi="Cambria Math"/>
                 <w:sz w:val="28"/>
                 <w:szCs w:val="28"/>
+                <w:lang w:val="en-US"/>
               </w:rPr>
               <m:t>∙</m:t>
             </m:r>
@@ -2878,7 +2879,25 @@
           <w:sz w:val="28"/>
           <w:szCs w:val="28"/>
         </w:rPr>
-        <w:t xml:space="preserve"> в T – v координатах при показателе политропы n = 1,2</w:t>
+        <w:t xml:space="preserve"> в T – v координатах при показателе </w:t>
+      </w:r>
+      <w:proofErr w:type="spellStart"/>
+      <w:r>
+        <w:rPr>
+          <w:color w:val="000000"/>
+          <w:sz w:val="28"/>
+          <w:szCs w:val="28"/>
+        </w:rPr>
+        <w:t>политропы</w:t>
+      </w:r>
+      <w:proofErr w:type="spellEnd"/>
+      <w:r>
+        <w:rPr>
+          <w:color w:val="000000"/>
+          <w:sz w:val="28"/>
+          <w:szCs w:val="28"/>
+        </w:rPr>
+        <w:t xml:space="preserve"> n = 1,2</w:t>
       </w:r>
       <w:r>
         <w:rPr>
@@ -3650,25 +3669,7 @@
               <w:sz w:val="28"/>
               <w:szCs w:val="28"/>
             </w:rPr>
-            <m:t>=1,958 М</m:t>
-          </m:r>
-          <m:r>
-            <w:rPr>
-              <w:rFonts w:ascii="Cambria Math" w:hAnsi="Cambria Math"/>
-              <w:color w:val="000000"/>
-              <w:sz w:val="28"/>
-              <w:szCs w:val="28"/>
-            </w:rPr>
-            <m:t>П</m:t>
-          </m:r>
-          <m:r>
-            <w:rPr>
-              <w:rFonts w:ascii="Cambria Math" w:hAnsi="Cambria Math"/>
-              <w:color w:val="000000"/>
-              <w:sz w:val="28"/>
-              <w:szCs w:val="28"/>
-            </w:rPr>
-            <m:t>а</m:t>
+            <m:t>=1,958 МПа</m:t>
           </m:r>
         </m:oMath>
       </m:oMathPara>
@@ -4455,16 +4456,7 @@
               <w:sz w:val="28"/>
               <w:szCs w:val="28"/>
             </w:rPr>
-            <m:t xml:space="preserve">=540,1 </m:t>
-          </m:r>
-          <m:r>
-            <w:rPr>
-              <w:rFonts w:ascii="Cambria Math" w:hAnsi="Cambria Math"/>
-              <w:color w:val="000000"/>
-              <w:sz w:val="28"/>
-              <w:szCs w:val="28"/>
-            </w:rPr>
-            <m:t>К</m:t>
+            <m:t>=540,1 К</m:t>
           </m:r>
         </m:oMath>
       </m:oMathPara>
@@ -4680,7 +4672,25 @@
           <w:sz w:val="28"/>
           <w:szCs w:val="28"/>
         </w:rPr>
-        <w:t xml:space="preserve"> в p – v координатах при показателе политропы n = 1,2</w:t>
+        <w:t xml:space="preserve"> в p – v координатах при показателе </w:t>
+      </w:r>
+      <w:proofErr w:type="spellStart"/>
+      <w:r>
+        <w:rPr>
+          <w:color w:val="000000"/>
+          <w:sz w:val="28"/>
+          <w:szCs w:val="28"/>
+        </w:rPr>
+        <w:t>политропы</w:t>
+      </w:r>
+      <w:proofErr w:type="spellEnd"/>
+      <w:r>
+        <w:rPr>
+          <w:color w:val="000000"/>
+          <w:sz w:val="28"/>
+          <w:szCs w:val="28"/>
+        </w:rPr>
+        <w:t xml:space="preserve"> n = 1,2</w:t>
       </w:r>
       <w:r>
         <w:rPr>
@@ -5501,16 +5511,7 @@
               <w:sz w:val="28"/>
               <w:szCs w:val="28"/>
             </w:rPr>
-            <m:t xml:space="preserve">=341,7 </m:t>
-          </m:r>
-          <m:r>
-            <w:rPr>
-              <w:rFonts w:ascii="Cambria Math" w:hAnsi="Cambria Math"/>
-              <w:color w:val="000000"/>
-              <w:sz w:val="28"/>
-              <w:szCs w:val="28"/>
-            </w:rPr>
-            <m:t>К</m:t>
+            <m:t>=341,7 К</m:t>
           </m:r>
         </m:oMath>
       </m:oMathPara>
@@ -5601,16 +5602,7 @@
                     <w:sz w:val="28"/>
                     <w:szCs w:val="28"/>
                   </w:rPr>
-                  <m:t xml:space="preserve">p, </m:t>
-                </m:r>
-                <m:r>
-                  <w:rPr>
-                    <w:rFonts w:ascii="Cambria Math" w:hAnsi="Cambria Math"/>
-                    <w:color w:val="000000"/>
-                    <w:sz w:val="28"/>
-                    <w:szCs w:val="28"/>
-                  </w:rPr>
-                  <m:t>Па</m:t>
+                  <m:t>p, Па</m:t>
                 </m:r>
               </m:oMath>
             </m:oMathPara>
@@ -6192,8 +6184,27 @@
           <w:sz w:val="28"/>
           <w:szCs w:val="28"/>
         </w:rPr>
-        <w:t xml:space="preserve"> определить для каждого из процессов значения показателей политропы (n) и теплоемкости (c), вычислить изменение внутренней энергии (∆u), энтальпии (∆</w:t>
+        <w:t xml:space="preserve"> определить для каждого из процессов значения показателей </w:t>
       </w:r>
+      <w:proofErr w:type="spellStart"/>
+      <w:r>
+        <w:rPr>
+          <w:color w:val="000000"/>
+          <w:sz w:val="28"/>
+          <w:szCs w:val="28"/>
+        </w:rPr>
+        <w:t>политропы</w:t>
+      </w:r>
+      <w:proofErr w:type="spellEnd"/>
+      <w:r>
+        <w:rPr>
+          <w:color w:val="000000"/>
+          <w:sz w:val="28"/>
+          <w:szCs w:val="28"/>
+        </w:rPr>
+        <w:t xml:space="preserve"> (n) и теплоемкости (c), вычислить изменение внутренней энергии (∆u), энтальпии (∆</w:t>
+      </w:r>
+      <w:proofErr w:type="spellStart"/>
       <w:r>
         <w:rPr>
           <w:color w:val="000000"/>
@@ -6203,6 +6214,7 @@
         </w:rPr>
         <w:t>i</w:t>
       </w:r>
+      <w:proofErr w:type="spellEnd"/>
       <w:r>
         <w:rPr>
           <w:color w:val="000000"/>
@@ -6314,8 +6326,18 @@
           <w:sz w:val="28"/>
           <w:szCs w:val="28"/>
         </w:rPr>
-        <w:t>Показатель политропы</w:t>
+        <w:t xml:space="preserve">Показатель </w:t>
       </w:r>
+      <w:proofErr w:type="spellStart"/>
+      <w:r>
+        <w:rPr>
+          <w:color w:val="000000"/>
+          <w:sz w:val="28"/>
+          <w:szCs w:val="28"/>
+        </w:rPr>
+        <w:t>политропы</w:t>
+      </w:r>
+      <w:proofErr w:type="spellEnd"/>
       <w:r>
         <w:rPr>
           <w:color w:val="000000"/>
@@ -6350,17 +6372,7 @@
               <w:szCs w:val="28"/>
               <w:lang w:val="en-US"/>
             </w:rPr>
-            <m:t>n=1,</m:t>
-          </m:r>
-          <m:r>
-            <w:rPr>
-              <w:rFonts w:ascii="Cambria Math" w:hAnsi="Cambria Math"/>
-              <w:color w:val="000000"/>
-              <w:sz w:val="28"/>
-              <w:szCs w:val="28"/>
-              <w:lang w:val="en-US"/>
-            </w:rPr>
-            <m:t>2</m:t>
+            <m:t>n=1,2</m:t>
           </m:r>
         </m:oMath>
       </m:oMathPara>
@@ -6616,16 +6628,7 @@
               <w:sz w:val="28"/>
               <w:szCs w:val="28"/>
             </w:rPr>
-            <m:t>=1,3</m:t>
-          </m:r>
-          <m:r>
-            <w:rPr>
-              <w:rFonts w:ascii="Cambria Math" w:hAnsi="Cambria Math"/>
-              <w:color w:val="000000"/>
-              <w:sz w:val="28"/>
-              <w:szCs w:val="28"/>
-            </w:rPr>
-            <m:t>9</m:t>
+            <m:t>=1,39</m:t>
           </m:r>
         </m:oMath>
       </m:oMathPara>
@@ -6739,23 +6742,7 @@
                   <w:sz w:val="28"/>
                   <w:szCs w:val="28"/>
                 </w:rPr>
-                <m:t>кг</m:t>
-              </m:r>
-              <m:r>
-                <w:rPr>
-                  <w:rFonts w:ascii="Cambria Math" w:eastAsiaTheme="minorEastAsia" w:hAnsi="Cambria Math"/>
-                  <w:sz w:val="28"/>
-                  <w:szCs w:val="28"/>
-                </w:rPr>
-                <m:t>∙</m:t>
-              </m:r>
-              <m:r>
-                <w:rPr>
-                  <w:rFonts w:ascii="Cambria Math" w:eastAsiaTheme="minorEastAsia" w:hAnsi="Cambria Math"/>
-                  <w:sz w:val="28"/>
-                  <w:szCs w:val="28"/>
-                </w:rPr>
-                <m:t>К</m:t>
+                <m:t>кг∙К</m:t>
               </m:r>
             </m:den>
           </m:f>
@@ -6780,6 +6767,7 @@
         </w:rPr>
         <w:t>Изменение внутренней энергии (∆u), энтальпии (∆</w:t>
       </w:r>
+      <w:proofErr w:type="spellStart"/>
       <w:r>
         <w:rPr>
           <w:color w:val="000000"/>
@@ -6789,6 +6777,7 @@
         </w:rPr>
         <w:t>i</w:t>
       </w:r>
+      <w:proofErr w:type="spellEnd"/>
       <w:r>
         <w:rPr>
           <w:color w:val="000000"/>
@@ -7093,7 +7082,7 @@
                   <w:szCs w:val="28"/>
                   <w:lang w:val="en-US"/>
                 </w:rPr>
-                <m:t>h</m:t>
+                <m:t>i</m:t>
               </m:r>
             </m:e>
             <m:sub>
@@ -7636,15 +7625,7 @@
               <w:sz w:val="28"/>
               <w:szCs w:val="28"/>
             </w:rPr>
-            <m:t>)=738</m:t>
-          </m:r>
-          <m:r>
-            <w:rPr>
-              <w:rFonts w:ascii="Cambria Math" w:eastAsiaTheme="minorEastAsia" w:hAnsi="Cambria Math"/>
-              <w:sz w:val="28"/>
-              <w:szCs w:val="28"/>
-            </w:rPr>
-            <m:t>∙</m:t>
+            <m:t>)=738∙</m:t>
           </m:r>
           <m:func>
             <m:funcPr>
@@ -7719,15 +7700,7 @@
               <w:sz w:val="28"/>
               <w:szCs w:val="28"/>
             </w:rPr>
-            <m:t>)+287</m:t>
-          </m:r>
-          <m:r>
-            <w:rPr>
-              <w:rFonts w:ascii="Cambria Math" w:eastAsiaTheme="minorEastAsia" w:hAnsi="Cambria Math"/>
-              <w:sz w:val="28"/>
-              <w:szCs w:val="28"/>
-            </w:rPr>
-            <m:t>∙</m:t>
+            <m:t>)+287∙</m:t>
           </m:r>
           <m:func>
             <m:funcPr>
@@ -7802,23 +7775,7 @@
               <w:sz w:val="28"/>
               <w:szCs w:val="28"/>
             </w:rPr>
-            <m:t>)</m:t>
-          </m:r>
-          <m:r>
-            <w:rPr>
-              <w:rFonts w:ascii="Cambria Math" w:eastAsiaTheme="minorEastAsia" w:hAnsi="Cambria Math"/>
-              <w:sz w:val="28"/>
-              <w:szCs w:val="28"/>
-            </w:rPr>
-            <m:t>=</m:t>
-          </m:r>
-          <m:r>
-            <w:rPr>
-              <w:rFonts w:ascii="Cambria Math" w:eastAsiaTheme="minorEastAsia" w:hAnsi="Cambria Math"/>
-              <w:sz w:val="28"/>
-              <w:szCs w:val="28"/>
-            </w:rPr>
-            <m:t>=-0,29</m:t>
+            <m:t>)==-0,29</m:t>
           </m:r>
           <m:f>
             <m:fPr>
@@ -7848,23 +7805,7 @@
                   <w:sz w:val="28"/>
                   <w:szCs w:val="28"/>
                 </w:rPr>
-                <m:t>кг</m:t>
-              </m:r>
-              <m:r>
-                <w:rPr>
-                  <w:rFonts w:ascii="Cambria Math" w:eastAsiaTheme="minorEastAsia" w:hAnsi="Cambria Math"/>
-                  <w:sz w:val="28"/>
-                  <w:szCs w:val="28"/>
-                </w:rPr>
-                <m:t>∙</m:t>
-              </m:r>
-              <m:r>
-                <w:rPr>
-                  <w:rFonts w:ascii="Cambria Math" w:eastAsiaTheme="minorEastAsia" w:hAnsi="Cambria Math"/>
-                  <w:sz w:val="28"/>
-                  <w:szCs w:val="28"/>
-                </w:rPr>
-                <m:t>К</m:t>
+                <m:t>кг∙К</m:t>
               </m:r>
             </m:den>
           </m:f>
@@ -7903,7 +7844,7 @@
     <w:p>
       <w:pPr>
         <w:pStyle w:val="a3"/>
-        <w:ind w:left="720"/>
+        <w:ind w:left="426"/>
         <w:rPr>
           <w:sz w:val="28"/>
           <w:szCs w:val="28"/>
@@ -8155,6 +8096,7 @@
     <w:p>
       <w:pPr>
         <w:pStyle w:val="a3"/>
+        <w:ind w:left="567"/>
         <w:rPr>
           <w:sz w:val="28"/>
           <w:szCs w:val="28"/>
@@ -8682,23 +8624,7 @@
                   <w:sz w:val="28"/>
                   <w:szCs w:val="28"/>
                 </w:rPr>
-                <m:t>кг</m:t>
-              </m:r>
-              <m:r>
-                <w:rPr>
-                  <w:rFonts w:ascii="Cambria Math" w:eastAsiaTheme="minorEastAsia" w:hAnsi="Cambria Math"/>
-                  <w:sz w:val="28"/>
-                  <w:szCs w:val="28"/>
-                </w:rPr>
-                <m:t>∙</m:t>
-              </m:r>
-              <m:r>
-                <w:rPr>
-                  <w:rFonts w:ascii="Cambria Math" w:eastAsiaTheme="minorEastAsia" w:hAnsi="Cambria Math"/>
-                  <w:sz w:val="28"/>
-                  <w:szCs w:val="28"/>
-                </w:rPr>
-                <m:t>К</m:t>
+                <m:t>кг∙К</m:t>
               </m:r>
             </m:den>
           </m:f>
@@ -8721,8 +8647,18 @@
           <w:sz w:val="28"/>
           <w:szCs w:val="28"/>
         </w:rPr>
-        <w:t>Показатель политропы</w:t>
+        <w:t xml:space="preserve">Показатель </w:t>
       </w:r>
+      <w:proofErr w:type="spellStart"/>
+      <w:r>
+        <w:rPr>
+          <w:color w:val="000000"/>
+          <w:sz w:val="28"/>
+          <w:szCs w:val="28"/>
+        </w:rPr>
+        <w:t>политропы</w:t>
+      </w:r>
+      <w:proofErr w:type="spellEnd"/>
     </w:p>
     <w:p>
       <w:pPr>
@@ -9066,6 +9002,7 @@
         </w:rPr>
         <w:t>Изменение внутренней энергии (∆u), энтальпии (∆</w:t>
       </w:r>
+      <w:proofErr w:type="spellStart"/>
       <w:r>
         <w:rPr>
           <w:color w:val="000000"/>
@@ -9075,6 +9012,7 @@
         </w:rPr>
         <w:t>i</w:t>
       </w:r>
+      <w:proofErr w:type="spellEnd"/>
       <w:r>
         <w:rPr>
           <w:color w:val="000000"/>
@@ -9823,15 +9761,7 @@
               <w:sz w:val="28"/>
               <w:szCs w:val="28"/>
             </w:rPr>
-            <m:t>)=738</m:t>
-          </m:r>
-          <m:r>
-            <w:rPr>
-              <w:rFonts w:ascii="Cambria Math" w:eastAsiaTheme="minorEastAsia" w:hAnsi="Cambria Math"/>
-              <w:sz w:val="28"/>
-              <w:szCs w:val="28"/>
-            </w:rPr>
-            <m:t>∙</m:t>
+            <m:t>)=738∙</m:t>
           </m:r>
           <m:func>
             <m:funcPr>
@@ -9936,23 +9866,7 @@
                   <w:sz w:val="28"/>
                   <w:szCs w:val="28"/>
                 </w:rPr>
-                <m:t>кг</m:t>
-              </m:r>
-              <m:r>
-                <w:rPr>
-                  <w:rFonts w:ascii="Cambria Math" w:eastAsiaTheme="minorEastAsia" w:hAnsi="Cambria Math"/>
-                  <w:sz w:val="28"/>
-                  <w:szCs w:val="28"/>
-                </w:rPr>
-                <m:t>∙</m:t>
-              </m:r>
-              <m:r>
-                <w:rPr>
-                  <w:rFonts w:ascii="Cambria Math" w:eastAsiaTheme="minorEastAsia" w:hAnsi="Cambria Math"/>
-                  <w:sz w:val="28"/>
-                  <w:szCs w:val="28"/>
-                </w:rPr>
-                <m:t>К</m:t>
+                <m:t>кг∙К</m:t>
               </m:r>
             </m:den>
           </m:f>
@@ -10326,16 +10240,7 @@
               <w:sz w:val="28"/>
               <w:szCs w:val="28"/>
             </w:rPr>
-            <m:t>=0</m:t>
-          </m:r>
-          <m:r>
-            <w:rPr>
-              <w:rFonts w:ascii="Cambria Math" w:hAnsi="Cambria Math"/>
-              <w:color w:val="000000"/>
-              <w:sz w:val="28"/>
-              <w:szCs w:val="28"/>
-            </w:rPr>
-            <m:t xml:space="preserve"> </m:t>
+            <m:t xml:space="preserve">=0 </m:t>
           </m:r>
         </m:oMath>
       </m:oMathPara>
@@ -10652,8 +10557,18 @@
           <w:sz w:val="28"/>
           <w:szCs w:val="28"/>
         </w:rPr>
-        <w:t>Показатель политропы</w:t>
+        <w:t xml:space="preserve">Показатель </w:t>
       </w:r>
+      <w:proofErr w:type="spellStart"/>
+      <w:r>
+        <w:rPr>
+          <w:color w:val="000000"/>
+          <w:sz w:val="28"/>
+          <w:szCs w:val="28"/>
+        </w:rPr>
+        <w:t>политропы</w:t>
+      </w:r>
+      <w:proofErr w:type="spellEnd"/>
       <w:r>
         <w:rPr>
           <w:color w:val="000000"/>
@@ -10688,17 +10603,7 @@
               <w:szCs w:val="28"/>
               <w:lang w:val="en-US"/>
             </w:rPr>
-            <m:t>n=1,</m:t>
-          </m:r>
-          <m:r>
-            <w:rPr>
-              <w:rFonts w:ascii="Cambria Math" w:hAnsi="Cambria Math"/>
-              <w:color w:val="000000"/>
-              <w:sz w:val="28"/>
-              <w:szCs w:val="28"/>
-              <w:lang w:val="en-US"/>
-            </w:rPr>
-            <m:t>2</m:t>
+            <m:t>n=1,2</m:t>
           </m:r>
         </m:oMath>
       </m:oMathPara>
@@ -10954,16 +10859,7 @@
               <w:sz w:val="28"/>
               <w:szCs w:val="28"/>
             </w:rPr>
-            <m:t>=1,3</m:t>
-          </m:r>
-          <m:r>
-            <w:rPr>
-              <w:rFonts w:ascii="Cambria Math" w:hAnsi="Cambria Math"/>
-              <w:color w:val="000000"/>
-              <w:sz w:val="28"/>
-              <w:szCs w:val="28"/>
-            </w:rPr>
-            <m:t>9</m:t>
+            <m:t>=1,39</m:t>
           </m:r>
         </m:oMath>
       </m:oMathPara>
@@ -11077,23 +10973,7 @@
                   <w:sz w:val="28"/>
                   <w:szCs w:val="28"/>
                 </w:rPr>
-                <m:t>кг</m:t>
-              </m:r>
-              <m:r>
-                <w:rPr>
-                  <w:rFonts w:ascii="Cambria Math" w:eastAsiaTheme="minorEastAsia" w:hAnsi="Cambria Math"/>
-                  <w:sz w:val="28"/>
-                  <w:szCs w:val="28"/>
-                </w:rPr>
-                <m:t>∙</m:t>
-              </m:r>
-              <m:r>
-                <w:rPr>
-                  <w:rFonts w:ascii="Cambria Math" w:eastAsiaTheme="minorEastAsia" w:hAnsi="Cambria Math"/>
-                  <w:sz w:val="28"/>
-                  <w:szCs w:val="28"/>
-                </w:rPr>
-                <m:t>К</m:t>
+                <m:t>кг∙К</m:t>
               </m:r>
             </m:den>
           </m:f>
@@ -11118,6 +10998,7 @@
         </w:rPr>
         <w:t>Изменение внутренней энергии (∆u), энтальпии (∆</w:t>
       </w:r>
+      <w:proofErr w:type="spellStart"/>
       <w:r>
         <w:rPr>
           <w:color w:val="000000"/>
@@ -11127,6 +11008,7 @@
         </w:rPr>
         <w:t>i</w:t>
       </w:r>
+      <w:proofErr w:type="spellEnd"/>
       <w:r>
         <w:rPr>
           <w:color w:val="000000"/>
@@ -12040,15 +11922,7 @@
               <w:sz w:val="28"/>
               <w:szCs w:val="28"/>
             </w:rPr>
-            <m:t>)=738</m:t>
-          </m:r>
-          <m:r>
-            <w:rPr>
-              <w:rFonts w:ascii="Cambria Math" w:eastAsiaTheme="minorEastAsia" w:hAnsi="Cambria Math"/>
-              <w:sz w:val="28"/>
-              <w:szCs w:val="28"/>
-            </w:rPr>
-            <m:t>∙</m:t>
+            <m:t>)=738∙</m:t>
           </m:r>
           <m:func>
             <m:funcPr>
@@ -12141,15 +12015,7 @@
               <w:sz w:val="28"/>
               <w:szCs w:val="28"/>
             </w:rPr>
-            <m:t>)+287</m:t>
-          </m:r>
-          <m:r>
-            <w:rPr>
-              <w:rFonts w:ascii="Cambria Math" w:eastAsiaTheme="minorEastAsia" w:hAnsi="Cambria Math"/>
-              <w:sz w:val="28"/>
-              <w:szCs w:val="28"/>
-            </w:rPr>
-            <m:t>∙</m:t>
+            <m:t>)+287∙</m:t>
           </m:r>
           <m:func>
             <m:funcPr>
@@ -12245,23 +12111,7 @@
               <w:sz w:val="28"/>
               <w:szCs w:val="28"/>
             </w:rPr>
-            <m:t>)</m:t>
-          </m:r>
-          <m:r>
-            <w:rPr>
-              <w:rFonts w:ascii="Cambria Math" w:eastAsiaTheme="minorEastAsia" w:hAnsi="Cambria Math"/>
-              <w:sz w:val="28"/>
-              <w:szCs w:val="28"/>
-            </w:rPr>
-            <m:t>=</m:t>
-          </m:r>
-          <m:r>
-            <w:rPr>
-              <w:rFonts w:ascii="Cambria Math" w:eastAsiaTheme="minorEastAsia" w:hAnsi="Cambria Math"/>
-              <w:sz w:val="28"/>
-              <w:szCs w:val="28"/>
-            </w:rPr>
-            <m:t>=0,32</m:t>
+            <m:t>)==0,32</m:t>
           </m:r>
           <m:f>
             <m:fPr>
@@ -12291,23 +12141,7 @@
                   <w:sz w:val="28"/>
                   <w:szCs w:val="28"/>
                 </w:rPr>
-                <m:t>кг</m:t>
-              </m:r>
-              <m:r>
-                <w:rPr>
-                  <w:rFonts w:ascii="Cambria Math" w:eastAsiaTheme="minorEastAsia" w:hAnsi="Cambria Math"/>
-                  <w:sz w:val="28"/>
-                  <w:szCs w:val="28"/>
-                </w:rPr>
-                <m:t>∙</m:t>
-              </m:r>
-              <m:r>
-                <w:rPr>
-                  <w:rFonts w:ascii="Cambria Math" w:eastAsiaTheme="minorEastAsia" w:hAnsi="Cambria Math"/>
-                  <w:sz w:val="28"/>
-                  <w:szCs w:val="28"/>
-                </w:rPr>
-                <m:t>К</m:t>
+                <m:t>кг∙К</m:t>
               </m:r>
             </m:den>
           </m:f>
@@ -13175,23 +13009,7 @@
                   <w:sz w:val="28"/>
                   <w:szCs w:val="28"/>
                 </w:rPr>
-                <m:t>кг</m:t>
-              </m:r>
-              <m:r>
-                <w:rPr>
-                  <w:rFonts w:ascii="Cambria Math" w:eastAsiaTheme="minorEastAsia" w:hAnsi="Cambria Math"/>
-                  <w:sz w:val="28"/>
-                  <w:szCs w:val="28"/>
-                </w:rPr>
-                <m:t>∙</m:t>
-              </m:r>
-              <m:r>
-                <w:rPr>
-                  <w:rFonts w:ascii="Cambria Math" w:eastAsiaTheme="minorEastAsia" w:hAnsi="Cambria Math"/>
-                  <w:sz w:val="28"/>
-                  <w:szCs w:val="28"/>
-                </w:rPr>
-                <m:t>К</m:t>
+                <m:t>кг∙К</m:t>
               </m:r>
             </m:den>
           </m:f>
@@ -13212,7 +13030,23 @@
           <w:sz w:val="28"/>
           <w:szCs w:val="28"/>
         </w:rPr>
-        <w:t>Показатель политропы:</w:t>
+        <w:t xml:space="preserve">Показатель </w:t>
+      </w:r>
+      <w:proofErr w:type="spellStart"/>
+      <w:r>
+        <w:rPr>
+          <w:sz w:val="28"/>
+          <w:szCs w:val="28"/>
+        </w:rPr>
+        <w:t>политропы</w:t>
+      </w:r>
+      <w:proofErr w:type="spellEnd"/>
+      <w:r>
+        <w:rPr>
+          <w:sz w:val="28"/>
+          <w:szCs w:val="28"/>
+        </w:rPr>
+        <w:t>:</w:t>
       </w:r>
     </w:p>
     <w:p>
@@ -13595,6 +13429,7 @@
         </w:rPr>
         <w:t>Изменение внутренней энергии (∆u), энтальпии (∆</w:t>
       </w:r>
+      <w:proofErr w:type="spellStart"/>
       <w:r>
         <w:rPr>
           <w:color w:val="000000"/>
@@ -13604,6 +13439,7 @@
         </w:rPr>
         <w:t>i</w:t>
       </w:r>
+      <w:proofErr w:type="spellEnd"/>
       <w:r>
         <w:rPr>
           <w:color w:val="000000"/>
@@ -13623,287 +13459,290 @@
           <w:szCs w:val="28"/>
         </w:rPr>
       </w:pPr>
-      <m:oMathPara>
-        <m:oMathParaPr>
-          <m:jc m:val="left"/>
-        </m:oMathParaPr>
-        <m:oMath>
-          <m:r>
-            <m:rPr>
-              <m:sty m:val="p"/>
-            </m:rPr>
-            <w:rPr>
-              <w:rFonts w:ascii="Cambria Math" w:hAnsi="Cambria Math"/>
-              <w:color w:val="000000"/>
-              <w:sz w:val="28"/>
-              <w:szCs w:val="28"/>
-            </w:rPr>
-            <m:t>∆</m:t>
-          </m:r>
-          <m:sSub>
-            <m:sSubPr>
-              <m:ctrlPr>
-                <w:rPr>
-                  <w:rFonts w:ascii="Cambria Math" w:hAnsi="Cambria Math"/>
-                  <w:color w:val="000000"/>
-                  <w:sz w:val="28"/>
-                  <w:szCs w:val="28"/>
-                </w:rPr>
-              </m:ctrlPr>
-            </m:sSubPr>
-            <m:e>
-              <m:r>
-                <w:rPr>
-                  <w:rFonts w:ascii="Cambria Math" w:hAnsi="Cambria Math"/>
-                  <w:color w:val="000000"/>
-                  <w:sz w:val="28"/>
-                  <w:szCs w:val="28"/>
-                </w:rPr>
-                <m:t>u</m:t>
-              </m:r>
-            </m:e>
-            <m:sub>
-              <m:r>
-                <w:rPr>
-                  <w:rFonts w:ascii="Cambria Math" w:hAnsi="Cambria Math"/>
-                  <w:color w:val="000000"/>
-                  <w:sz w:val="28"/>
-                  <w:szCs w:val="28"/>
-                </w:rPr>
-                <m:t>1-4</m:t>
-              </m:r>
-            </m:sub>
-          </m:sSub>
-          <m:r>
-            <w:rPr>
-              <w:rFonts w:ascii="Cambria Math" w:hAnsi="Cambria Math"/>
-              <w:color w:val="000000"/>
-              <w:sz w:val="28"/>
-              <w:szCs w:val="28"/>
-            </w:rPr>
-            <m:t>=</m:t>
-          </m:r>
-          <m:sSub>
-            <m:sSubPr>
-              <m:ctrlPr>
-                <w:rPr>
-                  <w:rFonts w:ascii="Cambria Math" w:eastAsiaTheme="minorEastAsia" w:hAnsi="Cambria Math"/>
-                  <w:i/>
-                  <w:sz w:val="28"/>
-                  <w:szCs w:val="28"/>
-                </w:rPr>
-              </m:ctrlPr>
-            </m:sSubPr>
-            <m:e>
-              <m:r>
-                <w:rPr>
-                  <w:rFonts w:ascii="Cambria Math" w:eastAsiaTheme="minorEastAsia" w:hAnsi="Cambria Math"/>
-                  <w:sz w:val="28"/>
-                  <w:szCs w:val="28"/>
-                  <w:lang w:val="en-US"/>
-                </w:rPr>
-                <m:t>c</m:t>
-              </m:r>
-            </m:e>
-            <m:sub>
-              <m:r>
-                <w:rPr>
-                  <w:rFonts w:ascii="Cambria Math" w:eastAsiaTheme="minorEastAsia" w:hAnsi="Cambria Math"/>
-                  <w:sz w:val="28"/>
-                  <w:szCs w:val="28"/>
-                  <w:lang w:val="en-US"/>
-                </w:rPr>
-                <m:t>v</m:t>
-              </m:r>
-            </m:sub>
-          </m:sSub>
-          <m:r>
-            <m:rPr>
-              <m:sty m:val="p"/>
-            </m:rPr>
-            <w:rPr>
-              <w:rFonts w:ascii="Cambria Math" w:hAnsi="Cambria Math"/>
-              <w:color w:val="000000"/>
-              <w:sz w:val="28"/>
-              <w:szCs w:val="28"/>
-            </w:rPr>
-            <m:t>∆</m:t>
-          </m:r>
-          <m:r>
-            <m:rPr>
-              <m:sty m:val="p"/>
-            </m:rPr>
-            <w:rPr>
-              <w:rFonts w:ascii="Cambria Math"/>
-              <w:color w:val="000000"/>
-              <w:sz w:val="28"/>
-              <w:szCs w:val="28"/>
-            </w:rPr>
-            <m:t>T=738</m:t>
-          </m:r>
-          <m:r>
-            <w:rPr>
-              <w:rFonts w:ascii="Cambria Math" w:eastAsiaTheme="minorEastAsia" w:hAnsi="Cambria Math"/>
-              <w:sz w:val="28"/>
-              <w:szCs w:val="28"/>
-            </w:rPr>
-            <m:t>∙</m:t>
-          </m:r>
-          <m:d>
-            <m:dPr>
-              <m:ctrlPr>
-                <w:rPr>
-                  <w:rFonts w:ascii="Cambria Math" w:hAnsi="Cambria Math"/>
-                  <w:color w:val="000000"/>
-                  <w:sz w:val="28"/>
-                  <w:szCs w:val="28"/>
-                </w:rPr>
-              </m:ctrlPr>
-            </m:dPr>
-            <m:e>
-              <m:r>
-                <m:rPr>
-                  <m:sty m:val="p"/>
-                </m:rPr>
-                <w:rPr>
-                  <w:rFonts w:ascii="Cambria Math" w:hAnsi="Cambria Math"/>
-                  <w:color w:val="000000"/>
-                  <w:sz w:val="28"/>
-                  <w:szCs w:val="28"/>
-                </w:rPr>
-                <m:t>278,7</m:t>
-              </m:r>
-              <m:r>
-                <m:rPr>
-                  <m:sty m:val="p"/>
-                </m:rPr>
-                <w:rPr>
-                  <w:rFonts w:ascii="Cambria Math"/>
-                  <w:color w:val="000000"/>
-                  <w:sz w:val="28"/>
-                  <w:szCs w:val="28"/>
-                </w:rPr>
-                <m:t>-</m:t>
-              </m:r>
-              <m:r>
-                <m:rPr>
-                  <m:sty m:val="p"/>
-                </m:rPr>
-                <w:rPr>
-                  <w:rFonts w:ascii="Cambria Math" w:hAnsi="Cambria Math"/>
-                  <w:color w:val="000000"/>
-                  <w:sz w:val="28"/>
-                  <w:szCs w:val="28"/>
-                </w:rPr>
-                <m:t>341</m:t>
-              </m:r>
-              <m:r>
-                <m:rPr>
-                  <m:sty m:val="p"/>
-                </m:rPr>
-                <w:rPr>
-                  <w:rFonts w:ascii="Cambria Math" w:hAnsi="Cambria Math"/>
-                  <w:color w:val="000000"/>
-                  <w:sz w:val="28"/>
-                  <w:szCs w:val="28"/>
-                  <w:lang w:val="en-US"/>
-                </w:rPr>
-                <m:t>,7</m:t>
-              </m:r>
-            </m:e>
-          </m:d>
-          <m:r>
-            <m:rPr>
-              <m:sty m:val="p"/>
-            </m:rPr>
-            <w:rPr>
-              <w:rFonts w:ascii="Cambria Math"/>
-              <w:color w:val="000000"/>
-              <w:sz w:val="28"/>
-              <w:szCs w:val="28"/>
-            </w:rPr>
-            <m:t>=</m:t>
-          </m:r>
-          <m:r>
-            <m:rPr>
-              <m:sty m:val="p"/>
-            </m:rPr>
-            <w:rPr>
-              <w:rFonts w:ascii="Cambria Math"/>
-              <w:color w:val="000000"/>
-              <w:sz w:val="28"/>
-              <w:szCs w:val="28"/>
-            </w:rPr>
-            <m:t>-</m:t>
-          </m:r>
-          <m:r>
-            <m:rPr>
-              <m:sty m:val="p"/>
-            </m:rPr>
-            <w:rPr>
-              <w:rFonts w:ascii="Cambria Math"/>
-              <w:color w:val="000000"/>
-              <w:sz w:val="28"/>
-              <w:szCs w:val="28"/>
-            </w:rPr>
-            <m:t>46</m:t>
-          </m:r>
-          <m:r>
-            <w:rPr>
-              <w:rFonts w:ascii="Cambria Math"/>
-              <w:color w:val="000000"/>
-              <w:sz w:val="28"/>
-              <w:szCs w:val="28"/>
-              <w:lang w:val="en-US"/>
-            </w:rPr>
-            <m:t>,49</m:t>
-          </m:r>
-          <m:f>
-            <m:fPr>
-              <m:ctrlPr>
-                <w:rPr>
-                  <w:rFonts w:ascii="Cambria Math" w:eastAsiaTheme="minorEastAsia" w:hAnsi="Cambria Math"/>
-                  <w:i/>
-                  <w:sz w:val="28"/>
-                  <w:szCs w:val="28"/>
-                </w:rPr>
-              </m:ctrlPr>
-            </m:fPr>
-            <m:num>
-              <m:r>
-                <w:rPr>
-                  <w:rFonts w:ascii="Cambria Math" w:eastAsiaTheme="minorEastAsia" w:hAnsi="Cambria Math"/>
-                  <w:sz w:val="28"/>
-                  <w:szCs w:val="28"/>
-                </w:rPr>
-                <m:t>кДж</m:t>
-              </m:r>
-            </m:num>
-            <m:den>
-              <m:r>
-                <w:rPr>
-                  <w:rFonts w:ascii="Cambria Math" w:eastAsiaTheme="minorEastAsia" w:hAnsi="Cambria Math"/>
-                  <w:sz w:val="28"/>
-                  <w:szCs w:val="28"/>
-                </w:rPr>
-                <m:t>кг</m:t>
-              </m:r>
-            </m:den>
-          </m:f>
-          <m:r>
-            <m:rPr>
-              <m:sty m:val="p"/>
-            </m:rPr>
-            <w:rPr>
-              <w:rFonts w:ascii="Cambria Math"/>
-              <w:color w:val="000000"/>
-              <w:sz w:val="28"/>
-              <w:szCs w:val="28"/>
-            </w:rPr>
-            <m:t xml:space="preserve"> </m:t>
-          </m:r>
-        </m:oMath>
-      </m:oMathPara>
+      <w:r>
+        <w:rPr>
+          <w:color w:val="000000"/>
+          <w:sz w:val="28"/>
+          <w:szCs w:val="28"/>
+        </w:rPr>
+        <w:tab/>
+      </w:r>
+      <m:oMath>
+        <m:r>
+          <m:rPr>
+            <m:sty m:val="p"/>
+          </m:rPr>
+          <w:rPr>
+            <w:rFonts w:ascii="Cambria Math" w:hAnsi="Cambria Math"/>
+            <w:color w:val="000000"/>
+            <w:sz w:val="28"/>
+            <w:szCs w:val="28"/>
+          </w:rPr>
+          <m:t>∆</m:t>
+        </m:r>
+        <m:sSub>
+          <m:sSubPr>
+            <m:ctrlPr>
+              <w:rPr>
+                <w:rFonts w:ascii="Cambria Math" w:hAnsi="Cambria Math"/>
+                <w:color w:val="000000"/>
+                <w:sz w:val="28"/>
+                <w:szCs w:val="28"/>
+              </w:rPr>
+            </m:ctrlPr>
+          </m:sSubPr>
+          <m:e>
+            <m:r>
+              <w:rPr>
+                <w:rFonts w:ascii="Cambria Math" w:hAnsi="Cambria Math"/>
+                <w:color w:val="000000"/>
+                <w:sz w:val="28"/>
+                <w:szCs w:val="28"/>
+              </w:rPr>
+              <m:t>u</m:t>
+            </m:r>
+          </m:e>
+          <m:sub>
+            <m:r>
+              <w:rPr>
+                <w:rFonts w:ascii="Cambria Math" w:hAnsi="Cambria Math"/>
+                <w:color w:val="000000"/>
+                <w:sz w:val="28"/>
+                <w:szCs w:val="28"/>
+              </w:rPr>
+              <m:t>1-4</m:t>
+            </m:r>
+          </m:sub>
+        </m:sSub>
+        <m:r>
+          <w:rPr>
+            <w:rFonts w:ascii="Cambria Math" w:hAnsi="Cambria Math"/>
+            <w:color w:val="000000"/>
+            <w:sz w:val="28"/>
+            <w:szCs w:val="28"/>
+          </w:rPr>
+          <m:t>=</m:t>
+        </m:r>
+        <m:sSub>
+          <m:sSubPr>
+            <m:ctrlPr>
+              <w:rPr>
+                <w:rFonts w:ascii="Cambria Math" w:eastAsiaTheme="minorEastAsia" w:hAnsi="Cambria Math"/>
+                <w:i/>
+                <w:sz w:val="28"/>
+                <w:szCs w:val="28"/>
+              </w:rPr>
+            </m:ctrlPr>
+          </m:sSubPr>
+          <m:e>
+            <m:r>
+              <w:rPr>
+                <w:rFonts w:ascii="Cambria Math" w:eastAsiaTheme="minorEastAsia" w:hAnsi="Cambria Math"/>
+                <w:sz w:val="28"/>
+                <w:szCs w:val="28"/>
+                <w:lang w:val="en-US"/>
+              </w:rPr>
+              <m:t>c</m:t>
+            </m:r>
+          </m:e>
+          <m:sub>
+            <m:r>
+              <w:rPr>
+                <w:rFonts w:ascii="Cambria Math" w:eastAsiaTheme="minorEastAsia" w:hAnsi="Cambria Math"/>
+                <w:sz w:val="28"/>
+                <w:szCs w:val="28"/>
+                <w:lang w:val="en-US"/>
+              </w:rPr>
+              <m:t>v</m:t>
+            </m:r>
+          </m:sub>
+        </m:sSub>
+        <m:r>
+          <m:rPr>
+            <m:sty m:val="p"/>
+          </m:rPr>
+          <w:rPr>
+            <w:rFonts w:ascii="Cambria Math" w:hAnsi="Cambria Math"/>
+            <w:color w:val="000000"/>
+            <w:sz w:val="28"/>
+            <w:szCs w:val="28"/>
+          </w:rPr>
+          <m:t>∆</m:t>
+        </m:r>
+        <m:r>
+          <m:rPr>
+            <m:sty m:val="p"/>
+          </m:rPr>
+          <w:rPr>
+            <w:rFonts w:ascii="Cambria Math"/>
+            <w:color w:val="000000"/>
+            <w:sz w:val="28"/>
+            <w:szCs w:val="28"/>
+          </w:rPr>
+          <m:t>T=738</m:t>
+        </m:r>
+        <m:r>
+          <w:rPr>
+            <w:rFonts w:ascii="Cambria Math" w:eastAsiaTheme="minorEastAsia" w:hAnsi="Cambria Math"/>
+            <w:sz w:val="28"/>
+            <w:szCs w:val="28"/>
+          </w:rPr>
+          <m:t>∙</m:t>
+        </m:r>
+        <m:d>
+          <m:dPr>
+            <m:ctrlPr>
+              <w:rPr>
+                <w:rFonts w:ascii="Cambria Math" w:hAnsi="Cambria Math"/>
+                <w:color w:val="000000"/>
+                <w:sz w:val="28"/>
+                <w:szCs w:val="28"/>
+              </w:rPr>
+            </m:ctrlPr>
+          </m:dPr>
+          <m:e>
+            <m:r>
+              <m:rPr>
+                <m:sty m:val="p"/>
+              </m:rPr>
+              <w:rPr>
+                <w:rFonts w:ascii="Cambria Math" w:hAnsi="Cambria Math"/>
+                <w:color w:val="000000"/>
+                <w:sz w:val="28"/>
+                <w:szCs w:val="28"/>
+              </w:rPr>
+              <m:t>278,7</m:t>
+            </m:r>
+            <m:r>
+              <m:rPr>
+                <m:sty m:val="p"/>
+              </m:rPr>
+              <w:rPr>
+                <w:rFonts w:ascii="Cambria Math"/>
+                <w:color w:val="000000"/>
+                <w:sz w:val="28"/>
+                <w:szCs w:val="28"/>
+              </w:rPr>
+              <m:t>-</m:t>
+            </m:r>
+            <m:r>
+              <m:rPr>
+                <m:sty m:val="p"/>
+              </m:rPr>
+              <w:rPr>
+                <w:rFonts w:ascii="Cambria Math" w:hAnsi="Cambria Math"/>
+                <w:color w:val="000000"/>
+                <w:sz w:val="28"/>
+                <w:szCs w:val="28"/>
+              </w:rPr>
+              <m:t>341</m:t>
+            </m:r>
+            <m:r>
+              <m:rPr>
+                <m:sty m:val="p"/>
+              </m:rPr>
+              <w:rPr>
+                <w:rFonts w:ascii="Cambria Math" w:hAnsi="Cambria Math"/>
+                <w:color w:val="000000"/>
+                <w:sz w:val="28"/>
+                <w:szCs w:val="28"/>
+                <w:lang w:val="en-US"/>
+              </w:rPr>
+              <m:t>,7</m:t>
+            </m:r>
+          </m:e>
+        </m:d>
+        <m:r>
+          <m:rPr>
+            <m:sty m:val="p"/>
+          </m:rPr>
+          <w:rPr>
+            <w:rFonts w:ascii="Cambria Math"/>
+            <w:color w:val="000000"/>
+            <w:sz w:val="28"/>
+            <w:szCs w:val="28"/>
+          </w:rPr>
+          <m:t>=</m:t>
+        </m:r>
+        <m:r>
+          <m:rPr>
+            <m:sty m:val="p"/>
+          </m:rPr>
+          <w:rPr>
+            <w:rFonts w:ascii="Cambria Math"/>
+            <w:color w:val="000000"/>
+            <w:sz w:val="28"/>
+            <w:szCs w:val="28"/>
+          </w:rPr>
+          <m:t>-</m:t>
+        </m:r>
+        <m:r>
+          <m:rPr>
+            <m:sty m:val="p"/>
+          </m:rPr>
+          <w:rPr>
+            <w:rFonts w:ascii="Cambria Math"/>
+            <w:color w:val="000000"/>
+            <w:sz w:val="28"/>
+            <w:szCs w:val="28"/>
+          </w:rPr>
+          <m:t>46</m:t>
+        </m:r>
+        <m:r>
+          <w:rPr>
+            <w:rFonts w:ascii="Cambria Math"/>
+            <w:color w:val="000000"/>
+            <w:sz w:val="28"/>
+            <w:szCs w:val="28"/>
+            <w:lang w:val="en-US"/>
+          </w:rPr>
+          <m:t>,49</m:t>
+        </m:r>
+        <m:f>
+          <m:fPr>
+            <m:ctrlPr>
+              <w:rPr>
+                <w:rFonts w:ascii="Cambria Math" w:eastAsiaTheme="minorEastAsia" w:hAnsi="Cambria Math"/>
+                <w:i/>
+                <w:sz w:val="28"/>
+                <w:szCs w:val="28"/>
+              </w:rPr>
+            </m:ctrlPr>
+          </m:fPr>
+          <m:num>
+            <m:r>
+              <w:rPr>
+                <w:rFonts w:ascii="Cambria Math" w:eastAsiaTheme="minorEastAsia" w:hAnsi="Cambria Math"/>
+                <w:sz w:val="28"/>
+                <w:szCs w:val="28"/>
+              </w:rPr>
+              <m:t>кДж</m:t>
+            </m:r>
+          </m:num>
+          <m:den>
+            <m:r>
+              <w:rPr>
+                <w:rFonts w:ascii="Cambria Math" w:eastAsiaTheme="minorEastAsia" w:hAnsi="Cambria Math"/>
+                <w:sz w:val="28"/>
+                <w:szCs w:val="28"/>
+              </w:rPr>
+              <m:t>кг</m:t>
+            </m:r>
+          </m:den>
+        </m:f>
+        <m:r>
+          <m:rPr>
+            <m:sty m:val="p"/>
+          </m:rPr>
+          <w:rPr>
+            <w:rFonts w:ascii="Cambria Math"/>
+            <w:color w:val="000000"/>
+            <w:sz w:val="28"/>
+            <w:szCs w:val="28"/>
+          </w:rPr>
+          <m:t xml:space="preserve"> </m:t>
+        </m:r>
+      </m:oMath>
     </w:p>
     <w:p>
       <w:pPr>
@@ -13914,267 +13753,270 @@
           <w:szCs w:val="28"/>
         </w:rPr>
       </w:pPr>
-      <m:oMathPara>
-        <m:oMathParaPr>
-          <m:jc m:val="left"/>
-        </m:oMathParaPr>
-        <m:oMath>
-          <m:r>
-            <m:rPr>
-              <m:sty m:val="p"/>
-            </m:rPr>
-            <w:rPr>
-              <w:rFonts w:ascii="Cambria Math" w:hAnsi="Cambria Math"/>
-              <w:color w:val="000000"/>
-              <w:sz w:val="28"/>
-              <w:szCs w:val="28"/>
-            </w:rPr>
-            <m:t>∆</m:t>
-          </m:r>
-          <m:sSub>
-            <m:sSubPr>
-              <m:ctrlPr>
-                <w:rPr>
-                  <w:rFonts w:ascii="Cambria Math" w:hAnsi="Cambria Math"/>
-                  <w:color w:val="000000"/>
-                  <w:sz w:val="28"/>
-                  <w:szCs w:val="28"/>
-                </w:rPr>
-              </m:ctrlPr>
-            </m:sSubPr>
-            <m:e>
-              <m:r>
-                <w:rPr>
-                  <w:rFonts w:ascii="Cambria Math" w:hAnsi="Cambria Math"/>
-                  <w:color w:val="000000"/>
-                  <w:sz w:val="28"/>
-                  <w:szCs w:val="28"/>
-                  <w:lang w:val="en-US"/>
-                </w:rPr>
-                <m:t>i</m:t>
-              </m:r>
-            </m:e>
-            <m:sub>
-              <m:r>
-                <w:rPr>
-                  <w:rFonts w:ascii="Cambria Math" w:hAnsi="Cambria Math"/>
-                  <w:color w:val="000000"/>
-                  <w:sz w:val="28"/>
-                  <w:szCs w:val="28"/>
-                </w:rPr>
-                <m:t>1-4</m:t>
-              </m:r>
-            </m:sub>
-          </m:sSub>
-          <m:r>
-            <w:rPr>
-              <w:rFonts w:ascii="Cambria Math" w:hAnsi="Cambria Math"/>
-              <w:color w:val="000000"/>
-              <w:sz w:val="28"/>
-              <w:szCs w:val="28"/>
-            </w:rPr>
-            <m:t>=</m:t>
-          </m:r>
-          <m:sSub>
-            <m:sSubPr>
-              <m:ctrlPr>
-                <w:rPr>
-                  <w:rFonts w:ascii="Cambria Math" w:eastAsiaTheme="minorEastAsia" w:hAnsi="Cambria Math"/>
-                  <w:i/>
-                  <w:sz w:val="28"/>
-                  <w:szCs w:val="28"/>
-                </w:rPr>
-              </m:ctrlPr>
-            </m:sSubPr>
-            <m:e>
-              <m:r>
-                <w:rPr>
-                  <w:rFonts w:ascii="Cambria Math" w:eastAsiaTheme="minorEastAsia" w:hAnsi="Cambria Math"/>
-                  <w:sz w:val="28"/>
-                  <w:szCs w:val="28"/>
-                  <w:lang w:val="en-US"/>
-                </w:rPr>
-                <m:t>c</m:t>
-              </m:r>
-            </m:e>
-            <m:sub>
-              <m:r>
-                <w:rPr>
-                  <w:rFonts w:ascii="Cambria Math" w:eastAsiaTheme="minorEastAsia" w:hAnsi="Cambria Math"/>
-                  <w:sz w:val="28"/>
-                  <w:szCs w:val="28"/>
-                  <w:lang w:val="en-US"/>
-                </w:rPr>
-                <m:t>p</m:t>
-              </m:r>
-            </m:sub>
-          </m:sSub>
-          <m:r>
-            <m:rPr>
-              <m:sty m:val="p"/>
-            </m:rPr>
-            <w:rPr>
-              <w:rFonts w:ascii="Cambria Math" w:hAnsi="Cambria Math"/>
-              <w:color w:val="000000"/>
-              <w:sz w:val="28"/>
-              <w:szCs w:val="28"/>
-            </w:rPr>
-            <m:t>∆</m:t>
-          </m:r>
-          <m:r>
-            <m:rPr>
-              <m:sty m:val="p"/>
-            </m:rPr>
-            <w:rPr>
-              <w:rFonts w:ascii="Cambria Math"/>
-              <w:color w:val="000000"/>
-              <w:sz w:val="28"/>
-              <w:szCs w:val="28"/>
-            </w:rPr>
-            <m:t>T</m:t>
-          </m:r>
-          <m:r>
-            <w:rPr>
-              <w:rFonts w:ascii="Cambria Math" w:hAnsi="Cambria Math"/>
-              <w:color w:val="000000"/>
-              <w:sz w:val="28"/>
-              <w:szCs w:val="28"/>
-              <w:lang w:val="en-US"/>
-            </w:rPr>
-            <m:t>=1025</m:t>
-          </m:r>
-          <m:r>
-            <w:rPr>
-              <w:rFonts w:ascii="Cambria Math" w:eastAsiaTheme="minorEastAsia" w:hAnsi="Cambria Math"/>
-              <w:sz w:val="28"/>
-              <w:szCs w:val="28"/>
-            </w:rPr>
-            <m:t>∙</m:t>
-          </m:r>
-          <m:d>
-            <m:dPr>
-              <m:ctrlPr>
-                <w:rPr>
-                  <w:rFonts w:ascii="Cambria Math" w:hAnsi="Cambria Math"/>
-                  <w:color w:val="000000"/>
-                  <w:sz w:val="28"/>
-                  <w:szCs w:val="28"/>
-                </w:rPr>
-              </m:ctrlPr>
-            </m:dPr>
-            <m:e>
-              <m:r>
-                <m:rPr>
-                  <m:sty m:val="p"/>
-                </m:rPr>
-                <w:rPr>
-                  <w:rFonts w:ascii="Cambria Math" w:hAnsi="Cambria Math"/>
-                  <w:color w:val="000000"/>
-                  <w:sz w:val="28"/>
-                  <w:szCs w:val="28"/>
-                </w:rPr>
-                <m:t>278,7</m:t>
-              </m:r>
-              <m:r>
-                <m:rPr>
-                  <m:sty m:val="p"/>
-                </m:rPr>
-                <w:rPr>
-                  <w:rFonts w:ascii="Cambria Math"/>
-                  <w:color w:val="000000"/>
-                  <w:sz w:val="28"/>
-                  <w:szCs w:val="28"/>
-                </w:rPr>
-                <m:t>-</m:t>
-              </m:r>
-              <m:r>
-                <m:rPr>
-                  <m:sty m:val="p"/>
-                </m:rPr>
-                <w:rPr>
-                  <w:rFonts w:ascii="Cambria Math" w:hAnsi="Cambria Math"/>
-                  <w:color w:val="000000"/>
-                  <w:sz w:val="28"/>
-                  <w:szCs w:val="28"/>
-                </w:rPr>
-                <m:t>341</m:t>
-              </m:r>
-              <m:r>
-                <m:rPr>
-                  <m:sty m:val="p"/>
-                </m:rPr>
-                <w:rPr>
-                  <w:rFonts w:ascii="Cambria Math" w:hAnsi="Cambria Math"/>
-                  <w:color w:val="000000"/>
-                  <w:sz w:val="28"/>
-                  <w:szCs w:val="28"/>
-                  <w:lang w:val="en-US"/>
-                </w:rPr>
-                <m:t>,7</m:t>
-              </m:r>
-            </m:e>
-          </m:d>
-          <m:r>
-            <w:rPr>
-              <w:rFonts w:ascii="Cambria Math"/>
-              <w:color w:val="000000"/>
-              <w:sz w:val="28"/>
-              <w:szCs w:val="28"/>
-            </w:rPr>
-            <m:t>=</m:t>
-          </m:r>
-          <m:r>
-            <w:rPr>
-              <w:rFonts w:ascii="Cambria Math"/>
-              <w:color w:val="000000"/>
-              <w:sz w:val="28"/>
-              <w:szCs w:val="28"/>
-            </w:rPr>
-            <m:t>-</m:t>
-          </m:r>
-          <m:r>
-            <w:rPr>
-              <w:rFonts w:ascii="Cambria Math"/>
-              <w:color w:val="000000"/>
-              <w:sz w:val="28"/>
-              <w:szCs w:val="28"/>
-            </w:rPr>
-            <m:t>64,58</m:t>
-          </m:r>
-          <m:f>
-            <m:fPr>
-              <m:ctrlPr>
-                <w:rPr>
-                  <w:rFonts w:ascii="Cambria Math" w:eastAsiaTheme="minorEastAsia" w:hAnsi="Cambria Math"/>
-                  <w:i/>
-                  <w:sz w:val="28"/>
-                  <w:szCs w:val="28"/>
-                </w:rPr>
-              </m:ctrlPr>
-            </m:fPr>
-            <m:num>
-              <m:r>
-                <w:rPr>
-                  <w:rFonts w:ascii="Cambria Math" w:eastAsiaTheme="minorEastAsia" w:hAnsi="Cambria Math"/>
-                  <w:sz w:val="28"/>
-                  <w:szCs w:val="28"/>
-                </w:rPr>
-                <m:t>кДж</m:t>
-              </m:r>
-            </m:num>
-            <m:den>
-              <m:r>
-                <w:rPr>
-                  <w:rFonts w:ascii="Cambria Math" w:eastAsiaTheme="minorEastAsia" w:hAnsi="Cambria Math"/>
-                  <w:sz w:val="28"/>
-                  <w:szCs w:val="28"/>
-                </w:rPr>
-                <m:t>кг</m:t>
-              </m:r>
-            </m:den>
-          </m:f>
-        </m:oMath>
-      </m:oMathPara>
+      <w:r>
+        <w:rPr>
+          <w:color w:val="000000"/>
+          <w:sz w:val="28"/>
+          <w:szCs w:val="28"/>
+        </w:rPr>
+        <w:tab/>
+      </w:r>
+      <m:oMath>
+        <m:r>
+          <m:rPr>
+            <m:sty m:val="p"/>
+          </m:rPr>
+          <w:rPr>
+            <w:rFonts w:ascii="Cambria Math" w:hAnsi="Cambria Math"/>
+            <w:color w:val="000000"/>
+            <w:sz w:val="28"/>
+            <w:szCs w:val="28"/>
+          </w:rPr>
+          <m:t>∆</m:t>
+        </m:r>
+        <m:sSub>
+          <m:sSubPr>
+            <m:ctrlPr>
+              <w:rPr>
+                <w:rFonts w:ascii="Cambria Math" w:hAnsi="Cambria Math"/>
+                <w:color w:val="000000"/>
+                <w:sz w:val="28"/>
+                <w:szCs w:val="28"/>
+              </w:rPr>
+            </m:ctrlPr>
+          </m:sSubPr>
+          <m:e>
+            <m:r>
+              <w:rPr>
+                <w:rFonts w:ascii="Cambria Math" w:hAnsi="Cambria Math"/>
+                <w:color w:val="000000"/>
+                <w:sz w:val="28"/>
+                <w:szCs w:val="28"/>
+                <w:lang w:val="en-US"/>
+              </w:rPr>
+              <m:t>i</m:t>
+            </m:r>
+          </m:e>
+          <m:sub>
+            <m:r>
+              <w:rPr>
+                <w:rFonts w:ascii="Cambria Math" w:hAnsi="Cambria Math"/>
+                <w:color w:val="000000"/>
+                <w:sz w:val="28"/>
+                <w:szCs w:val="28"/>
+              </w:rPr>
+              <m:t>1-4</m:t>
+            </m:r>
+          </m:sub>
+        </m:sSub>
+        <m:r>
+          <w:rPr>
+            <w:rFonts w:ascii="Cambria Math" w:hAnsi="Cambria Math"/>
+            <w:color w:val="000000"/>
+            <w:sz w:val="28"/>
+            <w:szCs w:val="28"/>
+          </w:rPr>
+          <m:t>=</m:t>
+        </m:r>
+        <m:sSub>
+          <m:sSubPr>
+            <m:ctrlPr>
+              <w:rPr>
+                <w:rFonts w:ascii="Cambria Math" w:eastAsiaTheme="minorEastAsia" w:hAnsi="Cambria Math"/>
+                <w:i/>
+                <w:sz w:val="28"/>
+                <w:szCs w:val="28"/>
+              </w:rPr>
+            </m:ctrlPr>
+          </m:sSubPr>
+          <m:e>
+            <m:r>
+              <w:rPr>
+                <w:rFonts w:ascii="Cambria Math" w:eastAsiaTheme="minorEastAsia" w:hAnsi="Cambria Math"/>
+                <w:sz w:val="28"/>
+                <w:szCs w:val="28"/>
+                <w:lang w:val="en-US"/>
+              </w:rPr>
+              <m:t>c</m:t>
+            </m:r>
+          </m:e>
+          <m:sub>
+            <m:r>
+              <w:rPr>
+                <w:rFonts w:ascii="Cambria Math" w:eastAsiaTheme="minorEastAsia" w:hAnsi="Cambria Math"/>
+                <w:sz w:val="28"/>
+                <w:szCs w:val="28"/>
+                <w:lang w:val="en-US"/>
+              </w:rPr>
+              <m:t>p</m:t>
+            </m:r>
+          </m:sub>
+        </m:sSub>
+        <m:r>
+          <m:rPr>
+            <m:sty m:val="p"/>
+          </m:rPr>
+          <w:rPr>
+            <w:rFonts w:ascii="Cambria Math" w:hAnsi="Cambria Math"/>
+            <w:color w:val="000000"/>
+            <w:sz w:val="28"/>
+            <w:szCs w:val="28"/>
+          </w:rPr>
+          <m:t>∆</m:t>
+        </m:r>
+        <m:r>
+          <m:rPr>
+            <m:sty m:val="p"/>
+          </m:rPr>
+          <w:rPr>
+            <w:rFonts w:ascii="Cambria Math"/>
+            <w:color w:val="000000"/>
+            <w:sz w:val="28"/>
+            <w:szCs w:val="28"/>
+          </w:rPr>
+          <m:t>T</m:t>
+        </m:r>
+        <m:r>
+          <w:rPr>
+            <w:rFonts w:ascii="Cambria Math" w:hAnsi="Cambria Math"/>
+            <w:color w:val="000000"/>
+            <w:sz w:val="28"/>
+            <w:szCs w:val="28"/>
+            <w:lang w:val="en-US"/>
+          </w:rPr>
+          <m:t>=1025</m:t>
+        </m:r>
+        <m:r>
+          <w:rPr>
+            <w:rFonts w:ascii="Cambria Math" w:eastAsiaTheme="minorEastAsia" w:hAnsi="Cambria Math"/>
+            <w:sz w:val="28"/>
+            <w:szCs w:val="28"/>
+          </w:rPr>
+          <m:t>∙</m:t>
+        </m:r>
+        <m:d>
+          <m:dPr>
+            <m:ctrlPr>
+              <w:rPr>
+                <w:rFonts w:ascii="Cambria Math" w:hAnsi="Cambria Math"/>
+                <w:color w:val="000000"/>
+                <w:sz w:val="28"/>
+                <w:szCs w:val="28"/>
+              </w:rPr>
+            </m:ctrlPr>
+          </m:dPr>
+          <m:e>
+            <m:r>
+              <m:rPr>
+                <m:sty m:val="p"/>
+              </m:rPr>
+              <w:rPr>
+                <w:rFonts w:ascii="Cambria Math" w:hAnsi="Cambria Math"/>
+                <w:color w:val="000000"/>
+                <w:sz w:val="28"/>
+                <w:szCs w:val="28"/>
+              </w:rPr>
+              <m:t>278,7</m:t>
+            </m:r>
+            <m:r>
+              <m:rPr>
+                <m:sty m:val="p"/>
+              </m:rPr>
+              <w:rPr>
+                <w:rFonts w:ascii="Cambria Math"/>
+                <w:color w:val="000000"/>
+                <w:sz w:val="28"/>
+                <w:szCs w:val="28"/>
+              </w:rPr>
+              <m:t>-</m:t>
+            </m:r>
+            <m:r>
+              <m:rPr>
+                <m:sty m:val="p"/>
+              </m:rPr>
+              <w:rPr>
+                <w:rFonts w:ascii="Cambria Math" w:hAnsi="Cambria Math"/>
+                <w:color w:val="000000"/>
+                <w:sz w:val="28"/>
+                <w:szCs w:val="28"/>
+              </w:rPr>
+              <m:t>341</m:t>
+            </m:r>
+            <m:r>
+              <m:rPr>
+                <m:sty m:val="p"/>
+              </m:rPr>
+              <w:rPr>
+                <w:rFonts w:ascii="Cambria Math" w:hAnsi="Cambria Math"/>
+                <w:color w:val="000000"/>
+                <w:sz w:val="28"/>
+                <w:szCs w:val="28"/>
+                <w:lang w:val="en-US"/>
+              </w:rPr>
+              <m:t>,7</m:t>
+            </m:r>
+          </m:e>
+        </m:d>
+        <m:r>
+          <w:rPr>
+            <w:rFonts w:ascii="Cambria Math"/>
+            <w:color w:val="000000"/>
+            <w:sz w:val="28"/>
+            <w:szCs w:val="28"/>
+          </w:rPr>
+          <m:t>=</m:t>
+        </m:r>
+        <m:r>
+          <w:rPr>
+            <w:rFonts w:ascii="Cambria Math"/>
+            <w:color w:val="000000"/>
+            <w:sz w:val="28"/>
+            <w:szCs w:val="28"/>
+          </w:rPr>
+          <m:t>-</m:t>
+        </m:r>
+        <m:r>
+          <w:rPr>
+            <w:rFonts w:ascii="Cambria Math"/>
+            <w:color w:val="000000"/>
+            <w:sz w:val="28"/>
+            <w:szCs w:val="28"/>
+          </w:rPr>
+          <m:t>64,58</m:t>
+        </m:r>
+        <m:f>
+          <m:fPr>
+            <m:ctrlPr>
+              <w:rPr>
+                <w:rFonts w:ascii="Cambria Math" w:eastAsiaTheme="minorEastAsia" w:hAnsi="Cambria Math"/>
+                <w:i/>
+                <w:sz w:val="28"/>
+                <w:szCs w:val="28"/>
+              </w:rPr>
+            </m:ctrlPr>
+          </m:fPr>
+          <m:num>
+            <m:r>
+              <w:rPr>
+                <w:rFonts w:ascii="Cambria Math" w:eastAsiaTheme="minorEastAsia" w:hAnsi="Cambria Math"/>
+                <w:sz w:val="28"/>
+                <w:szCs w:val="28"/>
+              </w:rPr>
+              <m:t>кДж</m:t>
+            </m:r>
+          </m:num>
+          <m:den>
+            <m:r>
+              <w:rPr>
+                <w:rFonts w:ascii="Cambria Math" w:eastAsiaTheme="minorEastAsia" w:hAnsi="Cambria Math"/>
+                <w:sz w:val="28"/>
+                <w:szCs w:val="28"/>
+              </w:rPr>
+              <m:t>кг</m:t>
+            </m:r>
+          </m:den>
+        </m:f>
+      </m:oMath>
     </w:p>
     <w:p>
       <w:pPr>
@@ -14184,365 +14026,344 @@
           <w:szCs w:val="28"/>
         </w:rPr>
       </w:pPr>
-      <m:oMathPara>
-        <m:oMathParaPr>
-          <m:jc m:val="left"/>
-        </m:oMathParaPr>
-        <m:oMath>
-          <m:r>
-            <m:rPr>
-              <m:sty m:val="p"/>
-            </m:rPr>
-            <w:rPr>
-              <w:rFonts w:ascii="Cambria Math" w:hAnsi="Cambria Math"/>
-              <w:color w:val="000000"/>
-              <w:sz w:val="28"/>
-              <w:szCs w:val="28"/>
-            </w:rPr>
-            <m:t>∆</m:t>
-          </m:r>
-          <m:sSub>
-            <m:sSubPr>
-              <m:ctrlPr>
-                <w:rPr>
-                  <w:rFonts w:ascii="Cambria Math" w:hAnsi="Cambria Math"/>
-                  <w:color w:val="000000"/>
-                  <w:sz w:val="28"/>
-                  <w:szCs w:val="28"/>
-                </w:rPr>
-              </m:ctrlPr>
-            </m:sSubPr>
-            <m:e>
-              <m:r>
-                <w:rPr>
-                  <w:rFonts w:ascii="Cambria Math" w:hAnsi="Cambria Math"/>
-                  <w:color w:val="000000"/>
-                  <w:sz w:val="28"/>
-                  <w:szCs w:val="28"/>
-                  <w:lang w:val="en-US"/>
-                </w:rPr>
-                <m:t>s</m:t>
-              </m:r>
-            </m:e>
-            <m:sub>
-              <m:r>
-                <w:rPr>
-                  <w:rFonts w:ascii="Cambria Math" w:hAnsi="Cambria Math"/>
-                  <w:color w:val="000000"/>
-                  <w:sz w:val="28"/>
-                  <w:szCs w:val="28"/>
-                </w:rPr>
-                <m:t>1-4</m:t>
-              </m:r>
-            </m:sub>
-          </m:sSub>
-          <m:r>
-            <w:rPr>
-              <w:rFonts w:ascii="Cambria Math" w:hAnsi="Cambria Math"/>
-              <w:color w:val="000000"/>
-              <w:sz w:val="28"/>
-              <w:szCs w:val="28"/>
-            </w:rPr>
-            <m:t>=</m:t>
-          </m:r>
-          <m:sSub>
-            <m:sSubPr>
-              <m:ctrlPr>
-                <w:rPr>
-                  <w:rFonts w:ascii="Cambria Math" w:eastAsiaTheme="minorEastAsia" w:hAnsi="Cambria Math"/>
-                  <w:i/>
-                  <w:sz w:val="28"/>
-                  <w:szCs w:val="28"/>
-                </w:rPr>
-              </m:ctrlPr>
-            </m:sSubPr>
-            <m:e>
-              <m:r>
-                <w:rPr>
-                  <w:rFonts w:ascii="Cambria Math" w:eastAsiaTheme="minorEastAsia" w:hAnsi="Cambria Math"/>
-                  <w:sz w:val="28"/>
-                  <w:szCs w:val="28"/>
-                  <w:lang w:val="en-US"/>
-                </w:rPr>
-                <m:t>c</m:t>
-              </m:r>
-            </m:e>
-            <m:sub>
-              <m:r>
-                <w:rPr>
-                  <w:rFonts w:ascii="Cambria Math" w:eastAsiaTheme="minorEastAsia" w:hAnsi="Cambria Math"/>
-                  <w:sz w:val="28"/>
-                  <w:szCs w:val="28"/>
-                  <w:lang w:val="en-US"/>
-                </w:rPr>
-                <m:t>p</m:t>
-              </m:r>
-            </m:sub>
-          </m:sSub>
-          <m:r>
-            <w:rPr>
-              <w:rFonts w:ascii="Cambria Math" w:eastAsiaTheme="minorEastAsia" w:hAnsi="Cambria Math"/>
-              <w:sz w:val="28"/>
-              <w:szCs w:val="28"/>
-            </w:rPr>
-            <m:t>∙</m:t>
-          </m:r>
-          <m:func>
-            <m:funcPr>
-              <m:ctrlPr>
-                <w:rPr>
-                  <w:rFonts w:ascii="Cambria Math" w:eastAsiaTheme="minorEastAsia" w:hAnsi="Cambria Math"/>
-                  <w:i/>
-                  <w:sz w:val="28"/>
-                  <w:szCs w:val="28"/>
-                </w:rPr>
-              </m:ctrlPr>
-            </m:funcPr>
-            <m:fName>
-              <m:r>
-                <m:rPr>
-                  <m:sty m:val="p"/>
-                </m:rPr>
-                <w:rPr>
-                  <w:rFonts w:ascii="Cambria Math" w:hAnsi="Cambria Math"/>
-                  <w:sz w:val="28"/>
-                  <w:szCs w:val="28"/>
-                </w:rPr>
-                <m:t>ln</m:t>
-              </m:r>
-            </m:fName>
-            <m:e>
-              <m:r>
-                <w:rPr>
-                  <w:rFonts w:ascii="Cambria Math" w:eastAsiaTheme="minorEastAsia" w:hAnsi="Cambria Math"/>
-                  <w:sz w:val="28"/>
-                  <w:szCs w:val="28"/>
-                </w:rPr>
-                <m:t>(</m:t>
-              </m:r>
-            </m:e>
-          </m:func>
-          <m:f>
-            <m:fPr>
-              <m:ctrlPr>
-                <w:rPr>
-                  <w:rFonts w:ascii="Cambria Math" w:eastAsiaTheme="minorEastAsia" w:hAnsi="Cambria Math"/>
-                  <w:i/>
-                  <w:sz w:val="28"/>
-                  <w:szCs w:val="28"/>
-                </w:rPr>
-              </m:ctrlPr>
-            </m:fPr>
-            <m:num>
-              <m:sSub>
-                <m:sSubPr>
-                  <m:ctrlPr>
-                    <w:rPr>
-                      <w:rFonts w:ascii="Cambria Math" w:eastAsiaTheme="minorEastAsia" w:hAnsi="Cambria Math"/>
-                      <w:i/>
-                      <w:sz w:val="28"/>
-                      <w:szCs w:val="28"/>
-                    </w:rPr>
-                  </m:ctrlPr>
-                </m:sSubPr>
-                <m:e>
-                  <m:r>
-                    <w:rPr>
-                      <w:rFonts w:ascii="Cambria Math" w:eastAsiaTheme="minorEastAsia" w:hAnsi="Cambria Math"/>
-                      <w:sz w:val="28"/>
-                      <w:szCs w:val="28"/>
-                    </w:rPr>
-                    <m:t>T</m:t>
-                  </m:r>
-                </m:e>
-                <m:sub>
-                  <m:r>
-                    <w:rPr>
-                      <w:rFonts w:ascii="Cambria Math" w:eastAsiaTheme="minorEastAsia" w:hAnsi="Cambria Math"/>
-                      <w:sz w:val="28"/>
-                      <w:szCs w:val="28"/>
-                    </w:rPr>
-                    <m:t>1</m:t>
-                  </m:r>
-                </m:sub>
-              </m:sSub>
-            </m:num>
-            <m:den>
-              <m:sSub>
-                <m:sSubPr>
-                  <m:ctrlPr>
-                    <w:rPr>
-                      <w:rFonts w:ascii="Cambria Math" w:eastAsiaTheme="minorEastAsia" w:hAnsi="Cambria Math"/>
-                      <w:i/>
-                      <w:sz w:val="28"/>
-                      <w:szCs w:val="28"/>
-                    </w:rPr>
-                  </m:ctrlPr>
-                </m:sSubPr>
-                <m:e>
-                  <m:r>
-                    <w:rPr>
-                      <w:rFonts w:ascii="Cambria Math" w:eastAsiaTheme="minorEastAsia" w:hAnsi="Cambria Math"/>
-                      <w:sz w:val="28"/>
-                      <w:szCs w:val="28"/>
-                    </w:rPr>
-                    <m:t>T</m:t>
-                  </m:r>
-                </m:e>
-                <m:sub>
-                  <m:r>
-                    <w:rPr>
-                      <w:rFonts w:ascii="Cambria Math" w:eastAsiaTheme="minorEastAsia" w:hAnsi="Cambria Math"/>
-                      <w:sz w:val="28"/>
-                      <w:szCs w:val="28"/>
-                    </w:rPr>
-                    <m:t>4</m:t>
-                  </m:r>
-                </m:sub>
-              </m:sSub>
-            </m:den>
-          </m:f>
-          <m:r>
-            <w:rPr>
-              <w:rFonts w:ascii="Cambria Math" w:eastAsiaTheme="minorEastAsia" w:hAnsi="Cambria Math"/>
-              <w:sz w:val="28"/>
-              <w:szCs w:val="28"/>
-            </w:rPr>
-            <m:t>)=1025</m:t>
-          </m:r>
-          <m:r>
-            <w:rPr>
-              <w:rFonts w:ascii="Cambria Math" w:eastAsiaTheme="minorEastAsia" w:hAnsi="Cambria Math"/>
-              <w:sz w:val="28"/>
-              <w:szCs w:val="28"/>
-            </w:rPr>
-            <m:t>∙</m:t>
-          </m:r>
-          <m:func>
-            <m:funcPr>
-              <m:ctrlPr>
-                <w:rPr>
-                  <w:rFonts w:ascii="Cambria Math" w:eastAsiaTheme="minorEastAsia" w:hAnsi="Cambria Math"/>
-                  <w:i/>
-                  <w:sz w:val="28"/>
-                  <w:szCs w:val="28"/>
-                </w:rPr>
-              </m:ctrlPr>
-            </m:funcPr>
-            <m:fName>
-              <m:r>
-                <m:rPr>
-                  <m:sty m:val="p"/>
-                </m:rPr>
-                <w:rPr>
-                  <w:rFonts w:ascii="Cambria Math" w:hAnsi="Cambria Math"/>
-                  <w:sz w:val="28"/>
-                  <w:szCs w:val="28"/>
-                </w:rPr>
-                <m:t>ln</m:t>
-              </m:r>
-            </m:fName>
-            <m:e>
-              <m:r>
-                <w:rPr>
-                  <w:rFonts w:ascii="Cambria Math" w:eastAsiaTheme="minorEastAsia" w:hAnsi="Cambria Math"/>
-                  <w:sz w:val="28"/>
-                  <w:szCs w:val="28"/>
-                </w:rPr>
-                <m:t>(</m:t>
-              </m:r>
-            </m:e>
-          </m:func>
-          <m:f>
-            <m:fPr>
-              <m:ctrlPr>
-                <w:rPr>
-                  <w:rFonts w:ascii="Cambria Math" w:eastAsiaTheme="minorEastAsia" w:hAnsi="Cambria Math"/>
-                  <w:i/>
-                  <w:sz w:val="28"/>
-                  <w:szCs w:val="28"/>
-                </w:rPr>
-              </m:ctrlPr>
-            </m:fPr>
-            <m:num>
-              <m:r>
-                <w:rPr>
-                  <w:rFonts w:ascii="Cambria Math" w:eastAsiaTheme="minorEastAsia" w:hAnsi="Cambria Math"/>
-                  <w:sz w:val="28"/>
-                  <w:szCs w:val="28"/>
-                </w:rPr>
-                <m:t>278,7</m:t>
-              </m:r>
-            </m:num>
-            <m:den>
-              <m:r>
-                <w:rPr>
-                  <w:rFonts w:ascii="Cambria Math" w:eastAsiaTheme="minorEastAsia" w:hAnsi="Cambria Math"/>
-                  <w:sz w:val="28"/>
-                  <w:szCs w:val="28"/>
-                </w:rPr>
-                <m:t>341,7</m:t>
-              </m:r>
-            </m:den>
-          </m:f>
-          <m:r>
-            <w:rPr>
-              <w:rFonts w:ascii="Cambria Math" w:eastAsiaTheme="minorEastAsia" w:hAnsi="Cambria Math"/>
-              <w:sz w:val="28"/>
-              <w:szCs w:val="28"/>
-            </w:rPr>
-            <m:t>)=-0,21</m:t>
-          </m:r>
-          <m:f>
-            <m:fPr>
-              <m:ctrlPr>
-                <w:rPr>
-                  <w:rFonts w:ascii="Cambria Math" w:eastAsiaTheme="minorEastAsia" w:hAnsi="Cambria Math"/>
-                  <w:i/>
-                  <w:sz w:val="28"/>
-                  <w:szCs w:val="28"/>
-                </w:rPr>
-              </m:ctrlPr>
-            </m:fPr>
-            <m:num>
-              <m:r>
-                <w:rPr>
-                  <w:rFonts w:ascii="Cambria Math" w:eastAsiaTheme="minorEastAsia" w:hAnsi="Cambria Math"/>
-                  <w:sz w:val="28"/>
-                  <w:szCs w:val="28"/>
-                </w:rPr>
-                <m:t>кДж</m:t>
-              </m:r>
-            </m:num>
-            <m:den>
-              <m:r>
-                <w:rPr>
-                  <w:rFonts w:ascii="Cambria Math" w:eastAsiaTheme="minorEastAsia" w:hAnsi="Cambria Math"/>
-                  <w:sz w:val="28"/>
-                  <w:szCs w:val="28"/>
-                </w:rPr>
-                <m:t>кг</m:t>
-              </m:r>
-              <m:r>
-                <w:rPr>
-                  <w:rFonts w:ascii="Cambria Math" w:eastAsiaTheme="minorEastAsia" w:hAnsi="Cambria Math"/>
-                  <w:sz w:val="28"/>
-                  <w:szCs w:val="28"/>
-                </w:rPr>
-                <m:t>∙</m:t>
-              </m:r>
-              <m:r>
-                <w:rPr>
-                  <w:rFonts w:ascii="Cambria Math" w:eastAsiaTheme="minorEastAsia" w:hAnsi="Cambria Math"/>
-                  <w:sz w:val="28"/>
-                  <w:szCs w:val="28"/>
-                </w:rPr>
-                <m:t>К</m:t>
-              </m:r>
-            </m:den>
-          </m:f>
-        </m:oMath>
-      </m:oMathPara>
+      <w:r>
+        <w:rPr>
+          <w:color w:val="000000"/>
+          <w:sz w:val="28"/>
+          <w:szCs w:val="28"/>
+        </w:rPr>
+        <w:tab/>
+      </w:r>
+      <m:oMath>
+        <m:r>
+          <m:rPr>
+            <m:sty m:val="p"/>
+          </m:rPr>
+          <w:rPr>
+            <w:rFonts w:ascii="Cambria Math" w:hAnsi="Cambria Math"/>
+            <w:color w:val="000000"/>
+            <w:sz w:val="28"/>
+            <w:szCs w:val="28"/>
+          </w:rPr>
+          <m:t>∆</m:t>
+        </m:r>
+        <m:sSub>
+          <m:sSubPr>
+            <m:ctrlPr>
+              <w:rPr>
+                <w:rFonts w:ascii="Cambria Math" w:hAnsi="Cambria Math"/>
+                <w:color w:val="000000"/>
+                <w:sz w:val="28"/>
+                <w:szCs w:val="28"/>
+              </w:rPr>
+            </m:ctrlPr>
+          </m:sSubPr>
+          <m:e>
+            <m:r>
+              <w:rPr>
+                <w:rFonts w:ascii="Cambria Math" w:hAnsi="Cambria Math"/>
+                <w:color w:val="000000"/>
+                <w:sz w:val="28"/>
+                <w:szCs w:val="28"/>
+                <w:lang w:val="en-US"/>
+              </w:rPr>
+              <m:t>s</m:t>
+            </m:r>
+          </m:e>
+          <m:sub>
+            <m:r>
+              <w:rPr>
+                <w:rFonts w:ascii="Cambria Math" w:hAnsi="Cambria Math"/>
+                <w:color w:val="000000"/>
+                <w:sz w:val="28"/>
+                <w:szCs w:val="28"/>
+              </w:rPr>
+              <m:t>1-4</m:t>
+            </m:r>
+          </m:sub>
+        </m:sSub>
+        <m:r>
+          <w:rPr>
+            <w:rFonts w:ascii="Cambria Math" w:hAnsi="Cambria Math"/>
+            <w:color w:val="000000"/>
+            <w:sz w:val="28"/>
+            <w:szCs w:val="28"/>
+          </w:rPr>
+          <m:t>=</m:t>
+        </m:r>
+        <m:sSub>
+          <m:sSubPr>
+            <m:ctrlPr>
+              <w:rPr>
+                <w:rFonts w:ascii="Cambria Math" w:eastAsiaTheme="minorEastAsia" w:hAnsi="Cambria Math"/>
+                <w:i/>
+                <w:sz w:val="28"/>
+                <w:szCs w:val="28"/>
+              </w:rPr>
+            </m:ctrlPr>
+          </m:sSubPr>
+          <m:e>
+            <m:r>
+              <w:rPr>
+                <w:rFonts w:ascii="Cambria Math" w:eastAsiaTheme="minorEastAsia" w:hAnsi="Cambria Math"/>
+                <w:sz w:val="28"/>
+                <w:szCs w:val="28"/>
+                <w:lang w:val="en-US"/>
+              </w:rPr>
+              <m:t>c</m:t>
+            </m:r>
+          </m:e>
+          <m:sub>
+            <m:r>
+              <w:rPr>
+                <w:rFonts w:ascii="Cambria Math" w:eastAsiaTheme="minorEastAsia" w:hAnsi="Cambria Math"/>
+                <w:sz w:val="28"/>
+                <w:szCs w:val="28"/>
+                <w:lang w:val="en-US"/>
+              </w:rPr>
+              <m:t>p</m:t>
+            </m:r>
+          </m:sub>
+        </m:sSub>
+        <m:r>
+          <w:rPr>
+            <w:rFonts w:ascii="Cambria Math" w:eastAsiaTheme="minorEastAsia" w:hAnsi="Cambria Math"/>
+            <w:sz w:val="28"/>
+            <w:szCs w:val="28"/>
+          </w:rPr>
+          <m:t>∙</m:t>
+        </m:r>
+        <m:func>
+          <m:funcPr>
+            <m:ctrlPr>
+              <w:rPr>
+                <w:rFonts w:ascii="Cambria Math" w:eastAsiaTheme="minorEastAsia" w:hAnsi="Cambria Math"/>
+                <w:i/>
+                <w:sz w:val="28"/>
+                <w:szCs w:val="28"/>
+              </w:rPr>
+            </m:ctrlPr>
+          </m:funcPr>
+          <m:fName>
+            <m:r>
+              <m:rPr>
+                <m:sty m:val="p"/>
+              </m:rPr>
+              <w:rPr>
+                <w:rFonts w:ascii="Cambria Math" w:hAnsi="Cambria Math"/>
+                <w:sz w:val="28"/>
+                <w:szCs w:val="28"/>
+              </w:rPr>
+              <m:t>ln</m:t>
+            </m:r>
+          </m:fName>
+          <m:e>
+            <m:r>
+              <w:rPr>
+                <w:rFonts w:ascii="Cambria Math" w:eastAsiaTheme="minorEastAsia" w:hAnsi="Cambria Math"/>
+                <w:sz w:val="28"/>
+                <w:szCs w:val="28"/>
+              </w:rPr>
+              <m:t>(</m:t>
+            </m:r>
+          </m:e>
+        </m:func>
+        <m:f>
+          <m:fPr>
+            <m:ctrlPr>
+              <w:rPr>
+                <w:rFonts w:ascii="Cambria Math" w:eastAsiaTheme="minorEastAsia" w:hAnsi="Cambria Math"/>
+                <w:i/>
+                <w:sz w:val="28"/>
+                <w:szCs w:val="28"/>
+              </w:rPr>
+            </m:ctrlPr>
+          </m:fPr>
+          <m:num>
+            <m:sSub>
+              <m:sSubPr>
+                <m:ctrlPr>
+                  <w:rPr>
+                    <w:rFonts w:ascii="Cambria Math" w:eastAsiaTheme="minorEastAsia" w:hAnsi="Cambria Math"/>
+                    <w:i/>
+                    <w:sz w:val="28"/>
+                    <w:szCs w:val="28"/>
+                  </w:rPr>
+                </m:ctrlPr>
+              </m:sSubPr>
+              <m:e>
+                <m:r>
+                  <w:rPr>
+                    <w:rFonts w:ascii="Cambria Math" w:eastAsiaTheme="minorEastAsia" w:hAnsi="Cambria Math"/>
+                    <w:sz w:val="28"/>
+                    <w:szCs w:val="28"/>
+                  </w:rPr>
+                  <m:t>T</m:t>
+                </m:r>
+              </m:e>
+              <m:sub>
+                <m:r>
+                  <w:rPr>
+                    <w:rFonts w:ascii="Cambria Math" w:eastAsiaTheme="minorEastAsia" w:hAnsi="Cambria Math"/>
+                    <w:sz w:val="28"/>
+                    <w:szCs w:val="28"/>
+                  </w:rPr>
+                  <m:t>1</m:t>
+                </m:r>
+              </m:sub>
+            </m:sSub>
+          </m:num>
+          <m:den>
+            <m:sSub>
+              <m:sSubPr>
+                <m:ctrlPr>
+                  <w:rPr>
+                    <w:rFonts w:ascii="Cambria Math" w:eastAsiaTheme="minorEastAsia" w:hAnsi="Cambria Math"/>
+                    <w:i/>
+                    <w:sz w:val="28"/>
+                    <w:szCs w:val="28"/>
+                  </w:rPr>
+                </m:ctrlPr>
+              </m:sSubPr>
+              <m:e>
+                <m:r>
+                  <w:rPr>
+                    <w:rFonts w:ascii="Cambria Math" w:eastAsiaTheme="minorEastAsia" w:hAnsi="Cambria Math"/>
+                    <w:sz w:val="28"/>
+                    <w:szCs w:val="28"/>
+                  </w:rPr>
+                  <m:t>T</m:t>
+                </m:r>
+              </m:e>
+              <m:sub>
+                <m:r>
+                  <w:rPr>
+                    <w:rFonts w:ascii="Cambria Math" w:eastAsiaTheme="minorEastAsia" w:hAnsi="Cambria Math"/>
+                    <w:sz w:val="28"/>
+                    <w:szCs w:val="28"/>
+                  </w:rPr>
+                  <m:t>4</m:t>
+                </m:r>
+              </m:sub>
+            </m:sSub>
+          </m:den>
+        </m:f>
+        <m:r>
+          <w:rPr>
+            <w:rFonts w:ascii="Cambria Math" w:eastAsiaTheme="minorEastAsia" w:hAnsi="Cambria Math"/>
+            <w:sz w:val="28"/>
+            <w:szCs w:val="28"/>
+          </w:rPr>
+          <m:t>)=1025∙</m:t>
+        </m:r>
+        <m:func>
+          <m:funcPr>
+            <m:ctrlPr>
+              <w:rPr>
+                <w:rFonts w:ascii="Cambria Math" w:eastAsiaTheme="minorEastAsia" w:hAnsi="Cambria Math"/>
+                <w:i/>
+                <w:sz w:val="28"/>
+                <w:szCs w:val="28"/>
+              </w:rPr>
+            </m:ctrlPr>
+          </m:funcPr>
+          <m:fName>
+            <m:r>
+              <m:rPr>
+                <m:sty m:val="p"/>
+              </m:rPr>
+              <w:rPr>
+                <w:rFonts w:ascii="Cambria Math" w:hAnsi="Cambria Math"/>
+                <w:sz w:val="28"/>
+                <w:szCs w:val="28"/>
+              </w:rPr>
+              <m:t>ln</m:t>
+            </m:r>
+          </m:fName>
+          <m:e>
+            <m:r>
+              <w:rPr>
+                <w:rFonts w:ascii="Cambria Math" w:eastAsiaTheme="minorEastAsia" w:hAnsi="Cambria Math"/>
+                <w:sz w:val="28"/>
+                <w:szCs w:val="28"/>
+              </w:rPr>
+              <m:t>(</m:t>
+            </m:r>
+          </m:e>
+        </m:func>
+        <m:f>
+          <m:fPr>
+            <m:ctrlPr>
+              <w:rPr>
+                <w:rFonts w:ascii="Cambria Math" w:eastAsiaTheme="minorEastAsia" w:hAnsi="Cambria Math"/>
+                <w:i/>
+                <w:sz w:val="28"/>
+                <w:szCs w:val="28"/>
+              </w:rPr>
+            </m:ctrlPr>
+          </m:fPr>
+          <m:num>
+            <m:r>
+              <w:rPr>
+                <w:rFonts w:ascii="Cambria Math" w:eastAsiaTheme="minorEastAsia" w:hAnsi="Cambria Math"/>
+                <w:sz w:val="28"/>
+                <w:szCs w:val="28"/>
+              </w:rPr>
+              <m:t>278,7</m:t>
+            </m:r>
+          </m:num>
+          <m:den>
+            <m:r>
+              <w:rPr>
+                <w:rFonts w:ascii="Cambria Math" w:eastAsiaTheme="minorEastAsia" w:hAnsi="Cambria Math"/>
+                <w:sz w:val="28"/>
+                <w:szCs w:val="28"/>
+              </w:rPr>
+              <m:t>341,7</m:t>
+            </m:r>
+          </m:den>
+        </m:f>
+        <m:r>
+          <w:rPr>
+            <w:rFonts w:ascii="Cambria Math" w:eastAsiaTheme="minorEastAsia" w:hAnsi="Cambria Math"/>
+            <w:sz w:val="28"/>
+            <w:szCs w:val="28"/>
+          </w:rPr>
+          <m:t>)=-0,21</m:t>
+        </m:r>
+        <m:f>
+          <m:fPr>
+            <m:ctrlPr>
+              <w:rPr>
+                <w:rFonts w:ascii="Cambria Math" w:eastAsiaTheme="minorEastAsia" w:hAnsi="Cambria Math"/>
+                <w:i/>
+                <w:sz w:val="28"/>
+                <w:szCs w:val="28"/>
+              </w:rPr>
+            </m:ctrlPr>
+          </m:fPr>
+          <m:num>
+            <m:r>
+              <w:rPr>
+                <w:rFonts w:ascii="Cambria Math" w:eastAsiaTheme="minorEastAsia" w:hAnsi="Cambria Math"/>
+                <w:sz w:val="28"/>
+                <w:szCs w:val="28"/>
+              </w:rPr>
+              <m:t>кДж</m:t>
+            </m:r>
+          </m:num>
+          <m:den>
+            <m:r>
+              <w:rPr>
+                <w:rFonts w:ascii="Cambria Math" w:eastAsiaTheme="minorEastAsia" w:hAnsi="Cambria Math"/>
+                <w:sz w:val="28"/>
+                <w:szCs w:val="28"/>
+              </w:rPr>
+              <m:t>кг∙К</m:t>
+            </m:r>
+          </m:den>
+        </m:f>
+      </m:oMath>
     </w:p>
     <w:p>
       <w:pPr>
@@ -15623,23 +15444,7 @@
                     <w:sz w:val="28"/>
                     <w:szCs w:val="28"/>
                   </w:rPr>
-                  <m:t>∆</m:t>
-                </m:r>
-                <m:r>
-                  <w:rPr>
-                    <w:rFonts w:ascii="Cambria Math" w:hAnsi="Cambria Math" w:cs="Times New Roman"/>
-                    <w:sz w:val="28"/>
-                    <w:szCs w:val="28"/>
-                  </w:rPr>
-                  <m:t>i</m:t>
-                </m:r>
-                <m:r>
-                  <w:rPr>
-                    <w:rFonts w:ascii="Cambria Math" w:hAnsi="Cambria Math" w:cs="Times New Roman"/>
-                    <w:sz w:val="28"/>
-                    <w:szCs w:val="28"/>
-                  </w:rPr>
-                  <m:t xml:space="preserve">, </m:t>
+                  <m:t xml:space="preserve">∆i, </m:t>
                 </m:r>
                 <m:f>
                   <m:fPr>
@@ -17614,7 +17419,25 @@
           <w:sz w:val="28"/>
           <w:szCs w:val="28"/>
         </w:rPr>
-        <w:t>) и термический к.п.д. цикла (</w:t>
+        <w:t xml:space="preserve">) и термический </w:t>
+      </w:r>
+      <w:proofErr w:type="spellStart"/>
+      <w:r>
+        <w:rPr>
+          <w:color w:val="000000"/>
+          <w:sz w:val="28"/>
+          <w:szCs w:val="28"/>
+        </w:rPr>
+        <w:t>к.п.д</w:t>
+      </w:r>
+      <w:proofErr w:type="spellEnd"/>
+      <w:r>
+        <w:rPr>
+          <w:color w:val="000000"/>
+          <w:sz w:val="28"/>
+          <w:szCs w:val="28"/>
+        </w:rPr>
+        <w:t>. цикла (</w:t>
       </w:r>
       <m:oMath>
         <m:sSub>
@@ -17915,23 +17738,7 @@
               <w:sz w:val="28"/>
               <w:szCs w:val="28"/>
             </w:rPr>
-            <m:t>=225</m:t>
-          </m:r>
-          <m:r>
-            <w:rPr>
-              <w:rFonts w:ascii="Cambria Math" w:hAnsi="Cambria Math"/>
-              <w:sz w:val="28"/>
-              <w:szCs w:val="28"/>
-            </w:rPr>
-            <m:t>,52</m:t>
-          </m:r>
-          <m:r>
-            <w:rPr>
-              <w:rFonts w:ascii="Cambria Math" w:hAnsi="Cambria Math"/>
-              <w:sz w:val="28"/>
-              <w:szCs w:val="28"/>
-            </w:rPr>
-            <m:t xml:space="preserve"> </m:t>
+            <m:t xml:space="preserve">=225,52 </m:t>
           </m:r>
           <m:f>
             <m:fPr>
@@ -18571,16 +18378,7 @@
                   <w:szCs w:val="28"/>
                   <w:lang w:val="en-US"/>
                 </w:rPr>
-                <m:t>=</m:t>
-              </m:r>
-              <m:r>
-                <w:rPr>
-                  <w:rFonts w:ascii="Cambria Math" w:hAnsi="Cambria Math"/>
-                  <w:sz w:val="28"/>
-                  <w:szCs w:val="28"/>
-                  <w:lang w:val="en-US"/>
-                </w:rPr>
-                <m:t>=</m:t>
+                <m:t>==</m:t>
               </m:r>
               <m:r>
                 <w:rPr>
@@ -19340,15 +19138,7 @@
                   <w:szCs w:val="28"/>
                   <w:lang w:val="en-US"/>
                 </w:rPr>
-                <m:t>=</m:t>
-              </m:r>
-              <m:r>
-                <w:rPr>
-                  <w:rFonts w:ascii="Cambria Math" w:hAnsi="Cambria Math"/>
-                  <w:szCs w:val="28"/>
-                  <w:lang w:val="en-US"/>
-                </w:rPr>
-                <m:t>=</m:t>
+                <m:t>==</m:t>
               </m:r>
               <m:r>
                 <w:rPr>
@@ -19425,7 +19215,21 @@
           <w:sz w:val="28"/>
           <w:szCs w:val="28"/>
         </w:rPr>
-        <w:t xml:space="preserve">Термический к.п.д. цикла </w:t>
+        <w:t xml:space="preserve">Термический </w:t>
+      </w:r>
+      <w:r>
+        <w:rPr>
+          <w:sz w:val="28"/>
+          <w:szCs w:val="28"/>
+        </w:rPr>
+        <w:t>КПД</w:t>
+      </w:r>
+      <w:r>
+        <w:rPr>
+          <w:sz w:val="28"/>
+          <w:szCs w:val="28"/>
+        </w:rPr>
+        <w:t xml:space="preserve"> цикла </w:t>
       </w:r>
     </w:p>
     <w:p>
@@ -19574,19 +19378,361 @@
             <w:rPr>
               <w:rFonts w:ascii="Cambria Math" w:hAnsi="Cambria Math"/>
             </w:rPr>
-            <m:t>=0,26</m:t>
-          </m:r>
-          <m:r>
-            <w:rPr>
-              <w:rFonts w:ascii="Cambria Math" w:hAnsi="Cambria Math"/>
-            </w:rPr>
-            <m:t>5</m:t>
+            <m:t>=0,265</m:t>
           </m:r>
         </m:oMath>
       </m:oMathPara>
     </w:p>
     <w:p>
       <w:pPr>
+        <w:pStyle w:val="a6"/>
+        <w:spacing w:line="360" w:lineRule="auto"/>
+        <w:ind w:left="567" w:firstLine="0"/>
+        <w:jc w:val="left"/>
+        <w:rPr>
+          <w:iCs/>
+        </w:rPr>
+      </w:pPr>
+      <w:r>
+        <w:rPr>
+          <w:iCs/>
+        </w:rPr>
+        <w:t>Среднее индикаторное давление</w:t>
+      </w:r>
+    </w:p>
+    <w:p>
+      <w:pPr>
+        <w:pStyle w:val="a6"/>
+        <w:spacing w:line="360" w:lineRule="auto"/>
+        <w:ind w:left="567" w:firstLine="0"/>
+        <w:jc w:val="left"/>
+        <w:rPr>
+          <w:i/>
+        </w:rPr>
+      </w:pPr>
+      <m:oMathPara>
+        <m:oMathParaPr>
+          <m:jc m:val="left"/>
+        </m:oMathParaPr>
+        <m:oMath>
+          <m:sSub>
+            <m:sSubPr>
+              <m:ctrlPr>
+                <w:rPr>
+                  <w:rFonts w:ascii="Cambria Math" w:eastAsiaTheme="minorEastAsia" w:hAnsi="Cambria Math"/>
+                  <w:i/>
+                  <w:szCs w:val="28"/>
+                  <w:lang w:val="en-US" w:eastAsia="zh-CN"/>
+                </w:rPr>
+              </m:ctrlPr>
+            </m:sSubPr>
+            <m:e>
+              <m:r>
+                <w:rPr>
+                  <w:rFonts w:ascii="Cambria Math" w:eastAsiaTheme="minorEastAsia" w:hAnsi="Cambria Math"/>
+                  <w:szCs w:val="28"/>
+                  <w:lang w:val="en-US" w:eastAsia="zh-CN"/>
+                </w:rPr>
+                <m:t>p</m:t>
+              </m:r>
+            </m:e>
+            <m:sub>
+              <m:r>
+                <w:rPr>
+                  <w:rFonts w:ascii="Cambria Math" w:eastAsiaTheme="minorEastAsia" w:hAnsi="Cambria Math"/>
+                  <w:szCs w:val="28"/>
+                  <w:lang w:val="en-US" w:eastAsia="zh-CN"/>
+                </w:rPr>
+                <m:t>i</m:t>
+              </m:r>
+            </m:sub>
+          </m:sSub>
+          <m:r>
+            <w:rPr>
+              <w:rFonts w:ascii="Cambria Math" w:eastAsiaTheme="minorEastAsia" w:hAnsi="Cambria Math"/>
+              <w:szCs w:val="28"/>
+              <w:lang w:eastAsia="zh-CN"/>
+            </w:rPr>
+            <m:t>=</m:t>
+          </m:r>
+          <m:f>
+            <m:fPr>
+              <m:ctrlPr>
+                <w:rPr>
+                  <w:rFonts w:ascii="Cambria Math" w:eastAsiaTheme="minorEastAsia" w:hAnsi="Cambria Math"/>
+                  <w:i/>
+                  <w:szCs w:val="28"/>
+                  <w:lang w:val="en-US" w:eastAsia="zh-CN"/>
+                </w:rPr>
+              </m:ctrlPr>
+            </m:fPr>
+            <m:num>
+              <m:sSub>
+                <m:sSubPr>
+                  <m:ctrlPr>
+                    <w:rPr>
+                      <w:rFonts w:ascii="Cambria Math" w:eastAsiaTheme="minorEastAsia" w:hAnsi="Cambria Math"/>
+                      <w:i/>
+                      <w:szCs w:val="28"/>
+                      <w:lang w:val="en-US" w:eastAsia="zh-CN"/>
+                    </w:rPr>
+                  </m:ctrlPr>
+                </m:sSubPr>
+                <m:e>
+                  <m:r>
+                    <w:rPr>
+                      <w:rFonts w:ascii="Cambria Math" w:eastAsiaTheme="minorEastAsia" w:hAnsi="Cambria Math"/>
+                      <w:szCs w:val="28"/>
+                      <w:lang w:val="en-US" w:eastAsia="zh-CN"/>
+                    </w:rPr>
+                    <m:t>l</m:t>
+                  </m:r>
+                </m:e>
+                <m:sub>
+                  <m:r>
+                    <w:rPr>
+                      <w:rFonts w:ascii="Cambria Math" w:eastAsiaTheme="minorEastAsia" w:hAnsi="Cambria Math"/>
+                      <w:szCs w:val="28"/>
+                      <w:lang w:eastAsia="zh-CN"/>
+                    </w:rPr>
+                    <m:t>ц</m:t>
+                  </m:r>
+                </m:sub>
+              </m:sSub>
+            </m:num>
+            <m:den>
+              <m:sSub>
+                <m:sSubPr>
+                  <m:ctrlPr>
+                    <w:rPr>
+                      <w:rFonts w:ascii="Cambria Math" w:eastAsiaTheme="minorEastAsia" w:hAnsi="Cambria Math"/>
+                      <w:i/>
+                      <w:szCs w:val="28"/>
+                      <w:lang w:val="en-US" w:eastAsia="zh-CN"/>
+                    </w:rPr>
+                  </m:ctrlPr>
+                </m:sSubPr>
+                <m:e>
+                  <m:r>
+                    <w:rPr>
+                      <w:rFonts w:ascii="Cambria Math" w:eastAsiaTheme="minorEastAsia" w:hAnsi="Cambria Math"/>
+                      <w:szCs w:val="28"/>
+                      <w:lang w:val="en-US" w:eastAsia="zh-CN"/>
+                    </w:rPr>
+                    <m:t>v</m:t>
+                  </m:r>
+                </m:e>
+                <m:sub>
+                  <m:r>
+                    <w:rPr>
+                      <w:rFonts w:ascii="Cambria Math" w:eastAsiaTheme="minorEastAsia" w:hAnsi="Cambria Math"/>
+                      <w:szCs w:val="28"/>
+                      <w:lang w:val="en-US" w:eastAsia="zh-CN"/>
+                    </w:rPr>
+                    <m:t>max</m:t>
+                  </m:r>
+                </m:sub>
+              </m:sSub>
+              <m:r>
+                <w:rPr>
+                  <w:rFonts w:ascii="Cambria Math" w:eastAsiaTheme="minorEastAsia" w:hAnsi="Cambria Math"/>
+                  <w:szCs w:val="28"/>
+                  <w:lang w:eastAsia="zh-CN"/>
+                </w:rPr>
+                <m:t>-</m:t>
+              </m:r>
+              <m:sSub>
+                <m:sSubPr>
+                  <m:ctrlPr>
+                    <w:rPr>
+                      <w:rFonts w:ascii="Cambria Math" w:eastAsiaTheme="minorEastAsia" w:hAnsi="Cambria Math"/>
+                      <w:i/>
+                      <w:szCs w:val="28"/>
+                      <w:lang w:val="en-US" w:eastAsia="zh-CN"/>
+                    </w:rPr>
+                  </m:ctrlPr>
+                </m:sSubPr>
+                <m:e>
+                  <m:r>
+                    <w:rPr>
+                      <w:rFonts w:ascii="Cambria Math" w:eastAsiaTheme="minorEastAsia" w:hAnsi="Cambria Math"/>
+                      <w:szCs w:val="28"/>
+                      <w:lang w:val="en-US" w:eastAsia="zh-CN"/>
+                    </w:rPr>
+                    <m:t>v</m:t>
+                  </m:r>
+                </m:e>
+                <m:sub>
+                  <m:r>
+                    <w:rPr>
+                      <w:rFonts w:ascii="Cambria Math" w:eastAsiaTheme="minorEastAsia" w:hAnsi="Cambria Math"/>
+                      <w:szCs w:val="28"/>
+                      <w:lang w:val="en-US" w:eastAsia="zh-CN"/>
+                    </w:rPr>
+                    <m:t>min</m:t>
+                  </m:r>
+                </m:sub>
+              </m:sSub>
+            </m:den>
+          </m:f>
+          <m:r>
+            <w:rPr>
+              <w:rFonts w:ascii="Cambria Math" w:eastAsiaTheme="minorEastAsia" w:hAnsi="Cambria Math"/>
+              <w:szCs w:val="28"/>
+              <w:lang w:eastAsia="zh-CN"/>
+            </w:rPr>
+            <m:t>=</m:t>
+          </m:r>
+          <m:f>
+            <m:fPr>
+              <m:ctrlPr>
+                <w:rPr>
+                  <w:rFonts w:ascii="Cambria Math" w:eastAsiaTheme="minorEastAsia" w:hAnsi="Cambria Math"/>
+                  <w:i/>
+                  <w:szCs w:val="28"/>
+                  <w:lang w:val="en-US" w:eastAsia="zh-CN"/>
+                </w:rPr>
+              </m:ctrlPr>
+            </m:fPr>
+            <m:num>
+              <m:r>
+                <w:rPr>
+                  <w:rFonts w:ascii="Cambria Math" w:hAnsi="Cambria Math"/>
+                  <w:szCs w:val="28"/>
+                </w:rPr>
+                <m:t>59</m:t>
+              </m:r>
+              <m:r>
+                <w:rPr>
+                  <w:rFonts w:ascii="Cambria Math" w:hAnsi="Cambria Math"/>
+                  <w:szCs w:val="28"/>
+                  <w:lang w:val="en-US"/>
+                </w:rPr>
+                <m:t>,77</m:t>
+              </m:r>
+            </m:num>
+            <m:den>
+              <m:r>
+                <m:rPr>
+                  <m:sty m:val="p"/>
+                </m:rPr>
+                <w:rPr>
+                  <w:rFonts w:ascii="Cambria Math" w:hAnsi="Cambria Math"/>
+                  <w:color w:val="000000"/>
+                  <w:szCs w:val="28"/>
+                </w:rPr>
+                <m:t>0,613</m:t>
+              </m:r>
+              <m:r>
+                <w:rPr>
+                  <w:rFonts w:ascii="Cambria Math" w:eastAsiaTheme="minorEastAsia" w:hAnsi="Cambria Math"/>
+                  <w:szCs w:val="28"/>
+                  <w:lang w:val="en-US" w:eastAsia="zh-CN"/>
+                </w:rPr>
+                <m:t>-</m:t>
+              </m:r>
+              <m:r>
+                <w:rPr>
+                  <w:rFonts w:ascii="Cambria Math" w:eastAsiaTheme="minorEastAsia" w:hAnsi="Cambria Math"/>
+                  <w:szCs w:val="28"/>
+                  <w:lang w:val="en-US" w:eastAsia="zh-CN"/>
+                </w:rPr>
+                <m:t>0,062</m:t>
+              </m:r>
+            </m:den>
+          </m:f>
+          <m:r>
+            <w:rPr>
+              <w:rFonts w:ascii="Cambria Math" w:eastAsiaTheme="minorEastAsia" w:hAnsi="Cambria Math"/>
+              <w:szCs w:val="28"/>
+              <w:lang w:val="en-US" w:eastAsia="zh-CN"/>
+            </w:rPr>
+            <m:t>=</m:t>
+          </m:r>
+          <m:r>
+            <w:rPr>
+              <w:rFonts w:ascii="Cambria Math" w:eastAsiaTheme="minorEastAsia" w:hAnsi="Cambria Math"/>
+              <w:szCs w:val="28"/>
+              <w:lang w:val="en-US" w:eastAsia="zh-CN"/>
+            </w:rPr>
+            <m:t>108,475</m:t>
+          </m:r>
+          <m:r>
+            <w:rPr>
+              <w:rFonts w:ascii="Cambria Math" w:hAnsi="Cambria Math"/>
+              <w:szCs w:val="28"/>
+            </w:rPr>
+            <m:t>∙</m:t>
+          </m:r>
+          <m:sSup>
+            <m:sSupPr>
+              <m:ctrlPr>
+                <w:rPr>
+                  <w:rFonts w:ascii="Cambria Math" w:eastAsiaTheme="minorEastAsia" w:hAnsi="Cambria Math"/>
+                  <w:i/>
+                  <w:szCs w:val="28"/>
+                  <w:lang w:val="en-US" w:eastAsia="zh-CN"/>
+                </w:rPr>
+              </m:ctrlPr>
+            </m:sSupPr>
+            <m:e>
+              <m:r>
+                <w:rPr>
+                  <w:rFonts w:ascii="Cambria Math" w:eastAsiaTheme="minorEastAsia" w:hAnsi="Cambria Math"/>
+                  <w:szCs w:val="28"/>
+                  <w:lang w:val="en-US" w:eastAsia="zh-CN"/>
+                </w:rPr>
+                <m:t>10</m:t>
+              </m:r>
+            </m:e>
+            <m:sup>
+              <m:r>
+                <w:rPr>
+                  <w:rFonts w:ascii="Cambria Math" w:eastAsiaTheme="minorEastAsia" w:hAnsi="Cambria Math"/>
+                  <w:szCs w:val="28"/>
+                  <w:lang w:val="en-US" w:eastAsia="zh-CN"/>
+                </w:rPr>
+                <m:t>3</m:t>
+              </m:r>
+            </m:sup>
+          </m:sSup>
+          <m:r>
+            <w:rPr>
+              <w:rFonts w:ascii="Cambria Math" w:eastAsiaTheme="minorEastAsia" w:hAnsi="Cambria Math"/>
+              <w:szCs w:val="28"/>
+              <w:lang w:val="en-US" w:eastAsia="zh-CN"/>
+            </w:rPr>
+            <m:t>=0,</m:t>
+          </m:r>
+          <m:r>
+            <w:rPr>
+              <w:rFonts w:ascii="Cambria Math" w:eastAsiaTheme="minorEastAsia" w:hAnsi="Cambria Math"/>
+              <w:szCs w:val="28"/>
+              <w:lang w:val="en-US" w:eastAsia="zh-CN"/>
+            </w:rPr>
+            <m:t>1085</m:t>
+          </m:r>
+          <m:r>
+            <w:rPr>
+              <w:rFonts w:ascii="Cambria Math" w:eastAsiaTheme="minorEastAsia" w:hAnsi="Cambria Math"/>
+              <w:szCs w:val="28"/>
+              <w:lang w:val="en-US" w:eastAsia="zh-CN"/>
+            </w:rPr>
+            <m:t xml:space="preserve"> </m:t>
+          </m:r>
+          <m:r>
+            <w:rPr>
+              <w:rFonts w:ascii="Cambria Math" w:eastAsiaTheme="minorEastAsia" w:hAnsi="Cambria Math"/>
+              <w:szCs w:val="28"/>
+              <w:lang w:eastAsia="zh-CN"/>
+            </w:rPr>
+            <m:t>Мпа</m:t>
+          </m:r>
+        </m:oMath>
+      </m:oMathPara>
+    </w:p>
+    <w:p>
+      <w:pPr>
         <w:rPr>
           <w:rFonts w:ascii="Times New Roman" w:eastAsia="Times New Roman" w:hAnsi="Times New Roman" w:cs="Times New Roman"/>
           <w:i/>
@@ -19677,6 +19823,7 @@
         <w:rPr>
           <w:b/>
           <w:bCs/>
+          <w:noProof/>
         </w:rPr>
         <w:drawing>
           <wp:inline distT="0" distB="0" distL="0" distR="0" wp14:anchorId="0FBCB69E" wp14:editId="0B6E1C10">
@@ -19694,7 +19841,7 @@
                     <pic:cNvPicPr/>
                   </pic:nvPicPr>
                   <pic:blipFill>
-                    <a:blip r:embed="rId9"/>
+                    <a:blip r:embed="rId11"/>
                     <a:stretch>
                       <a:fillRect/>
                     </a:stretch>
@@ -19929,14 +20076,40 @@
                   <w:rPr>
                     <w:rFonts w:ascii="Cambria Math" w:hAnsi="Cambria Math"/>
                   </w:rPr>
-                  <m:t xml:space="preserve">p, </m:t>
+                  <m:t>p, Па</m:t>
                 </m:r>
                 <m:r>
                   <w:rPr>
                     <w:rFonts w:ascii="Cambria Math" w:hAnsi="Cambria Math"/>
                   </w:rPr>
-                  <m:t>Па</m:t>
+                  <m:t xml:space="preserve"> ∙</m:t>
                 </m:r>
+                <m:sSup>
+                  <m:sSupPr>
+                    <m:ctrlPr>
+                      <w:rPr>
+                        <w:rFonts w:ascii="Cambria Math" w:hAnsi="Cambria Math"/>
+                        <w:i/>
+                      </w:rPr>
+                    </m:ctrlPr>
+                  </m:sSupPr>
+                  <m:e>
+                    <m:r>
+                      <w:rPr>
+                        <w:rFonts w:ascii="Cambria Math" w:hAnsi="Cambria Math"/>
+                      </w:rPr>
+                      <m:t>10</m:t>
+                    </m:r>
+                  </m:e>
+                  <m:sup>
+                    <m:r>
+                      <w:rPr>
+                        <w:rFonts w:ascii="Cambria Math" w:hAnsi="Cambria Math"/>
+                      </w:rPr>
+                      <m:t>5</m:t>
+                    </m:r>
+                  </m:sup>
+                </m:sSup>
               </m:oMath>
             </m:oMathPara>
           </w:p>
@@ -20282,6 +20455,7 @@
       </w:pPr>
       <w:r>
         <w:rPr>
+          <w:noProof/>
           <w:sz w:val="28"/>
           <w:szCs w:val="28"/>
         </w:rPr>
@@ -20301,7 +20475,7 @@
                     <pic:cNvPicPr/>
                   </pic:nvPicPr>
                   <pic:blipFill>
-                    <a:blip r:embed="rId10"/>
+                    <a:blip r:embed="rId12"/>
                     <a:stretch>
                       <a:fillRect/>
                     </a:stretch>
@@ -20381,6 +20555,7 @@
       </w:pPr>
       <w:r>
         <w:rPr>
+          <w:noProof/>
           <w:sz w:val="28"/>
           <w:szCs w:val="28"/>
         </w:rPr>
@@ -20400,7 +20575,7 @@
                     <pic:cNvPicPr/>
                   </pic:nvPicPr>
                   <pic:blipFill>
-                    <a:blip r:embed="rId11"/>
+                    <a:blip r:embed="rId13"/>
                     <a:stretch>
                       <a:fillRect/>
                     </a:stretch>
@@ -20439,6 +20614,31 @@
     </w:sectPr>
   </w:body>
 </w:document>
+</file>
+
+<file path=word/endnotes.xml><?xml version="1.0" encoding="utf-8"?>
+<w:endnotes xmlns:wpc="http://schemas.microsoft.com/office/word/2010/wordprocessingCanvas" xmlns:cx="http://schemas.microsoft.com/office/drawing/2014/chartex" xmlns:cx1="http://schemas.microsoft.com/office/drawing/2015/9/8/chartex" xmlns:cx2="http://schemas.microsoft.com/office/drawing/2015/10/21/chartex" xmlns:cx3="http://schemas.microsoft.com/office/drawing/2016/5/9/chartex" xmlns:cx4="http://schemas.microsoft.com/office/drawing/2016/5/10/chartex" xmlns:cx5="http://schemas.microsoft.com/office/drawing/2016/5/11/chartex" xmlns:cx6="http://schemas.microsoft.com/office/drawing/2016/5/12/chartex" xmlns:cx7="http://schemas.microsoft.com/office/drawing/2016/5/13/chartex" xmlns:cx8="http://schemas.microsoft.com/office/drawing/2016/5/14/chartex" xmlns:mc="http://schemas.openxmlformats.org/markup-compatibility/2006" xmlns:aink="http://schemas.microsoft.com/office/drawing/2016/ink" xmlns:am3d="http://schemas.microsoft.com/office/drawing/2017/model3d" xmlns:o="urn:schemas-microsoft-com:office:office" xmlns:r="http://schemas.openxmlformats.org/officeDocument/2006/relationships" xmlns:m="http://schemas.openxmlformats.org/officeDocument/2006/math" xmlns:v="urn:schemas-microsoft-com:vml" xmlns:wp14="http://schemas.microsoft.com/office/word/2010/wordprocessingDrawing" xmlns:wp="http://schemas.openxmlformats.org/drawingml/2006/wordprocessingDrawing" xmlns:w10="urn:schemas-microsoft-com:office:word" xmlns:w="http://schemas.openxmlformats.org/wordprocessingml/2006/main" xmlns:w14="http://schemas.microsoft.com/office/word/2010/wordml" xmlns:w15="http://schemas.microsoft.com/office/word/2012/wordml" xmlns:w16cex="http://schemas.microsoft.com/office/word/2018/wordml/cex" xmlns:w16cid="http://schemas.microsoft.com/office/word/2016/wordml/cid" xmlns:w16="http://schemas.microsoft.com/office/word/2018/wordml" xmlns:w16sdtdh="http://schemas.microsoft.com/office/word/2020/wordml/sdtdatahash" xmlns:w16se="http://schemas.microsoft.com/office/word/2015/wordml/symex" xmlns:wpg="http://schemas.microsoft.com/office/word/2010/wordprocessingGroup" xmlns:wpi="http://schemas.microsoft.com/office/word/2010/wordprocessingInk" xmlns:wne="http://schemas.microsoft.com/office/word/2006/wordml" xmlns:wps="http://schemas.microsoft.com/office/word/2010/wordprocessingShape" mc:Ignorable="w14 w15 w16se w16cid w16 w16cex w16sdtdh wp14">
+  <w:endnote w:type="separator" w:id="-1">
+    <w:p>
+      <w:pPr>
+        <w:spacing w:after="0" w:line="240" w:lineRule="auto"/>
+      </w:pPr>
+      <w:r>
+        <w:separator/>
+      </w:r>
+    </w:p>
+  </w:endnote>
+  <w:endnote w:type="continuationSeparator" w:id="0">
+    <w:p>
+      <w:pPr>
+        <w:spacing w:after="0" w:line="240" w:lineRule="auto"/>
+      </w:pPr>
+      <w:r>
+        <w:continuationSeparator/>
+      </w:r>
+    </w:p>
+  </w:endnote>
+</w:endnotes>
 </file>
 
 <file path=word/footer1.xml><?xml version="1.0" encoding="utf-8"?>
@@ -20468,6 +20668,31 @@
     </w:pPr>
   </w:p>
 </w:ftr>
+</file>
+
+<file path=word/footnotes.xml><?xml version="1.0" encoding="utf-8"?>
+<w:footnotes xmlns:wpc="http://schemas.microsoft.com/office/word/2010/wordprocessingCanvas" xmlns:cx="http://schemas.microsoft.com/office/drawing/2014/chartex" xmlns:cx1="http://schemas.microsoft.com/office/drawing/2015/9/8/chartex" xmlns:cx2="http://schemas.microsoft.com/office/drawing/2015/10/21/chartex" xmlns:cx3="http://schemas.microsoft.com/office/drawing/2016/5/9/chartex" xmlns:cx4="http://schemas.microsoft.com/office/drawing/2016/5/10/chartex" xmlns:cx5="http://schemas.microsoft.com/office/drawing/2016/5/11/chartex" xmlns:cx6="http://schemas.microsoft.com/office/drawing/2016/5/12/chartex" xmlns:cx7="http://schemas.microsoft.com/office/drawing/2016/5/13/chartex" xmlns:cx8="http://schemas.microsoft.com/office/drawing/2016/5/14/chartex" xmlns:mc="http://schemas.openxmlformats.org/markup-compatibility/2006" xmlns:aink="http://schemas.microsoft.com/office/drawing/2016/ink" xmlns:am3d="http://schemas.microsoft.com/office/drawing/2017/model3d" xmlns:o="urn:schemas-microsoft-com:office:office" xmlns:r="http://schemas.openxmlformats.org/officeDocument/2006/relationships" xmlns:m="http://schemas.openxmlformats.org/officeDocument/2006/math" xmlns:v="urn:schemas-microsoft-com:vml" xmlns:wp14="http://schemas.microsoft.com/office/word/2010/wordprocessingDrawing" xmlns:wp="http://schemas.openxmlformats.org/drawingml/2006/wordprocessingDrawing" xmlns:w10="urn:schemas-microsoft-com:office:word" xmlns:w="http://schemas.openxmlformats.org/wordprocessingml/2006/main" xmlns:w14="http://schemas.microsoft.com/office/word/2010/wordml" xmlns:w15="http://schemas.microsoft.com/office/word/2012/wordml" xmlns:w16cex="http://schemas.microsoft.com/office/word/2018/wordml/cex" xmlns:w16cid="http://schemas.microsoft.com/office/word/2016/wordml/cid" xmlns:w16="http://schemas.microsoft.com/office/word/2018/wordml" xmlns:w16sdtdh="http://schemas.microsoft.com/office/word/2020/wordml/sdtdatahash" xmlns:w16se="http://schemas.microsoft.com/office/word/2015/wordml/symex" xmlns:wpg="http://schemas.microsoft.com/office/word/2010/wordprocessingGroup" xmlns:wpi="http://schemas.microsoft.com/office/word/2010/wordprocessingInk" xmlns:wne="http://schemas.microsoft.com/office/word/2006/wordml" xmlns:wps="http://schemas.microsoft.com/office/word/2010/wordprocessingShape" mc:Ignorable="w14 w15 w16se w16cid w16 w16cex w16sdtdh wp14">
+  <w:footnote w:type="separator" w:id="-1">
+    <w:p>
+      <w:pPr>
+        <w:spacing w:after="0" w:line="240" w:lineRule="auto"/>
+      </w:pPr>
+      <w:r>
+        <w:separator/>
+      </w:r>
+    </w:p>
+  </w:footnote>
+  <w:footnote w:type="continuationSeparator" w:id="0">
+    <w:p>
+      <w:pPr>
+        <w:spacing w:after="0" w:line="240" w:lineRule="auto"/>
+      </w:pPr>
+      <w:r>
+        <w:continuationSeparator/>
+      </w:r>
+    </w:p>
+  </w:footnote>
+</w:footnotes>
 </file>
 
 <file path=word/numbering.xml><?xml version="1.0" encoding="utf-8"?>
@@ -21337,6 +21562,7 @@
     <w:lsdException w:name="HTML Sample" w:semiHidden="1" w:unhideWhenUsed="1"/>
     <w:lsdException w:name="HTML Typewriter" w:semiHidden="1" w:unhideWhenUsed="1"/>
     <w:lsdException w:name="HTML Variable" w:semiHidden="1" w:unhideWhenUsed="1"/>
+    <w:lsdException w:name="Normal Table" w:semiHidden="1" w:unhideWhenUsed="1"/>
     <w:lsdException w:name="annotation subject" w:semiHidden="1" w:unhideWhenUsed="1"/>
     <w:lsdException w:name="No List" w:semiHidden="1" w:unhideWhenUsed="1"/>
     <w:lsdException w:name="Outline List 1" w:semiHidden="1" w:unhideWhenUsed="1"/>
@@ -21379,8 +21605,11 @@
     <w:lsdException w:name="Table Contemporary" w:semiHidden="1" w:unhideWhenUsed="1"/>
     <w:lsdException w:name="Table Elegant" w:semiHidden="1" w:unhideWhenUsed="1"/>
     <w:lsdException w:name="Table Professional" w:semiHidden="1" w:unhideWhenUsed="1"/>
+    <w:lsdException w:name="Table Subtle 1" w:semiHidden="1" w:unhideWhenUsed="1"/>
     <w:lsdException w:name="Table Subtle 2" w:semiHidden="1" w:unhideWhenUsed="1"/>
     <w:lsdException w:name="Table Web 1" w:semiHidden="1" w:unhideWhenUsed="1"/>
+    <w:lsdException w:name="Table Web 2" w:semiHidden="1" w:unhideWhenUsed="1"/>
+    <w:lsdException w:name="Table Web 3" w:semiHidden="1" w:unhideWhenUsed="1"/>
     <w:lsdException w:name="Balloon Text" w:semiHidden="1" w:unhideWhenUsed="1"/>
     <w:lsdException w:name="Table Grid" w:uiPriority="39"/>
     <w:lsdException w:name="Table Theme" w:semiHidden="1" w:unhideWhenUsed="1"/>
